--- a/courts/fifth-circuit/texas/state/court-of-criminal-appeals/opening-brief/usage/OUTPUT-opening-brief.docx
+++ b/courts/fifth-circuit/texas/state/court-of-criminal-appeals/opening-brief/usage/OUTPUT-opening-brief.docx
@@ -4,31 +4,29 @@
   <w:body>
     <w:p>
       <w:pPr>
-        <w:pStyle w:val="Centered"/>
-        <w:spacing w:before="0" w:after="0" w:line="576" w:lineRule="exact"/>
-      </w:pPr>
-    </w:p>
-    <w:p>
-      <w:pPr>
-        <w:pStyle w:val="Centered"/>
+        <w:keepLines/>
+        <w:spacing w:before="576" w:after="0" w:line="322" w:lineRule="exact"/>
+        <w:ind w:left="0" w:firstLine="0"/>
+        <w:jc w:val="center"/>
       </w:pPr>
       <w:r>
         <w:rPr>
           <w:b/>
           <w:bCs/>
         </w:rPr>
-        <w:t xml:space="preserve">PD-0280-22</w:t>
-      </w:r>
-    </w:p>
-    <w:p>
-      <w:pPr>
-        <w:pStyle w:val="Centered"/>
-        <w:spacing w:before="0" w:after="0" w:line="288" w:lineRule="exact"/>
-      </w:pPr>
-    </w:p>
-    <w:p>
-      <w:pPr>
-        <w:pStyle w:val="Centered"/>
+        <w:t xml:space="preserve">PD</w:t>
+        <w:noBreakHyphen/>
+        <w:t xml:space="preserve">0280</w:t>
+        <w:noBreakHyphen/>
+        <w:t xml:space="preserve">22</w:t>
+      </w:r>
+    </w:p>
+    <w:p>
+      <w:pPr>
+        <w:keepLines/>
+        <w:spacing w:before="288" w:after="0" w:line="322" w:lineRule="exact"/>
+        <w:ind w:left="0" w:firstLine="0"/>
+        <w:jc w:val="center"/>
       </w:pPr>
       <w:r>
         <w:rPr>
@@ -40,152 +38,587 @@
     </w:p>
     <w:p>
       <w:pPr>
-        <w:pStyle w:val="Centered"/>
-        <w:spacing w:before="0" w:after="0" w:line="432" w:lineRule="exact"/>
-      </w:pPr>
-    </w:p>
-    <w:p>
-      <w:pPr>
-        <w:pStyle w:val="Centered"/>
+        <w:keepLines/>
+        <w:spacing w:before="432" w:after="0" w:line="322" w:lineRule="exact"/>
+        <w:ind w:left="0" w:firstLine="0"/>
+        <w:jc w:val="center"/>
       </w:pPr>
       <w:r>
         <w:rPr>
           <w:b/>
           <w:bCs/>
         </w:rPr>
-        <w:t xml:space="preserve">Joe Luis Becerra, Appellant</w:t>
-      </w:r>
-    </w:p>
-    <w:p>
-      <w:pPr>
-        <w:pStyle w:val="Centered"/>
-        <w:spacing w:before="0" w:after="0" w:line="115" w:lineRule="exact"/>
-      </w:pPr>
-    </w:p>
-    <w:p>
-      <w:pPr>
-        <w:pStyle w:val="Centered"/>
-      </w:pPr>
-      <w:r>
-        <w:t xml:space="preserve">v.</w:t>
-      </w:r>
-    </w:p>
-    <w:p>
-      <w:pPr>
-        <w:pStyle w:val="Centered"/>
-        <w:spacing w:before="0" w:after="0" w:line="115" w:lineRule="exact"/>
-      </w:pPr>
-    </w:p>
-    <w:p>
-      <w:pPr>
-        <w:pStyle w:val="Centered"/>
-      </w:pPr>
+        <w:t xml:space="preserve">Joe</w:t>
+      </w:r>
       <w:r>
         <w:rPr>
           <w:b/>
           <w:bCs/>
         </w:rPr>
-        <w:t xml:space="preserve">The State of Texas, Appellee</w:t>
-      </w:r>
-    </w:p>
-    <w:p>
-      <w:pPr>
-        <w:pStyle w:val="Centered"/>
-        <w:spacing w:before="0" w:after="0" w:line="288" w:lineRule="exact"/>
-      </w:pPr>
-    </w:p>
-    <w:p>
-      <w:pPr>
-        <w:pStyle w:val="Centered"/>
-      </w:pPr>
-      <w:r>
-        <w:t xml:space="preserve">On Petition for Discretionary Review from the Tenth Court of Appeals in No. 10-17-00143-CR affirming the Judgment in Cause Number 14-03925-CRF-361 from the 361st District Court of Brazos County, Texas</w:t>
-      </w:r>
-    </w:p>
-    <w:p>
-      <w:pPr>
-        <w:pStyle w:val="Centered"/>
-        <w:spacing w:before="0" w:after="0" w:line="461" w:lineRule="exact"/>
-      </w:pPr>
-    </w:p>
-    <w:p>
-      <w:pPr>
-        <w:pStyle w:val="CoverTitle"/>
-      </w:pPr>
-      <w:r>
+        <w:t xml:space="preserve"> </w:t>
+      </w:r>
+      <w:r>
+        <w:rPr>
+          <w:b/>
+          <w:bCs/>
+        </w:rPr>
+        <w:t xml:space="preserve">Luis</w:t>
+      </w:r>
+      <w:r>
+        <w:rPr>
+          <w:b/>
+          <w:bCs/>
+        </w:rPr>
+        <w:t xml:space="preserve"> </w:t>
+      </w:r>
+      <w:r>
+        <w:rPr>
+          <w:b/>
+          <w:bCs/>
+        </w:rPr>
+        <w:t xml:space="preserve">Becerra,</w:t>
+      </w:r>
+      <w:r>
+        <w:rPr>
+          <w:b/>
+          <w:bCs/>
+        </w:rPr>
+        <w:t xml:space="preserve"> </w:t>
+      </w:r>
+      <w:r>
+        <w:rPr>
+          <w:b/>
+          <w:bCs/>
+        </w:rPr>
+        <w:t xml:space="preserve">Appellant</w:t>
+      </w:r>
+    </w:p>
+    <w:p>
+      <w:pPr>
+        <w:keepLines/>
+        <w:spacing w:before="120" w:after="0" w:line="322" w:lineRule="exact"/>
+        <w:ind w:left="0" w:firstLine="0"/>
+        <w:jc w:val="center"/>
+      </w:pPr>
+      <w:r>
+        <w:t xml:space="preserve">v.</w:t>
+      </w:r>
+    </w:p>
+    <w:p>
+      <w:pPr>
+        <w:keepLines/>
+        <w:spacing w:before="120" w:after="0" w:line="322" w:lineRule="exact"/>
+        <w:ind w:left="0" w:firstLine="0"/>
+        <w:jc w:val="center"/>
+      </w:pPr>
+      <w:r>
+        <w:rPr>
+          <w:b/>
+          <w:bCs/>
+        </w:rPr>
+        <w:t xml:space="preserve">The</w:t>
+      </w:r>
+      <w:r>
+        <w:rPr>
+          <w:b/>
+          <w:bCs/>
+        </w:rPr>
+        <w:t xml:space="preserve"> </w:t>
+      </w:r>
+      <w:r>
+        <w:rPr>
+          <w:b/>
+          <w:bCs/>
+        </w:rPr>
+        <w:t xml:space="preserve">State</w:t>
+      </w:r>
+      <w:r>
+        <w:rPr>
+          <w:b/>
+          <w:bCs/>
+        </w:rPr>
+        <w:t xml:space="preserve"> </w:t>
+      </w:r>
+      <w:r>
+        <w:rPr>
+          <w:b/>
+          <w:bCs/>
+        </w:rPr>
+        <w:t xml:space="preserve">of</w:t>
+      </w:r>
+      <w:r>
+        <w:rPr>
+          <w:b/>
+          <w:bCs/>
+        </w:rPr>
+        <w:t xml:space="preserve"> </w:t>
+      </w:r>
+      <w:r>
+        <w:rPr>
+          <w:b/>
+          <w:bCs/>
+        </w:rPr>
+        <w:t xml:space="preserve">Texas,</w:t>
+      </w:r>
+      <w:r>
+        <w:rPr>
+          <w:b/>
+          <w:bCs/>
+        </w:rPr>
+        <w:t xml:space="preserve"> </w:t>
+      </w:r>
+      <w:r>
+        <w:rPr>
+          <w:b/>
+          <w:bCs/>
+        </w:rPr>
+        <w:t xml:space="preserve">Appellee</w:t>
+      </w:r>
+    </w:p>
+    <w:p>
+      <w:pPr>
+        <w:keepLines/>
+        <w:spacing w:before="288" w:after="0" w:line="322" w:lineRule="exact"/>
+        <w:ind w:left="0" w:firstLine="0"/>
+        <w:jc w:val="center"/>
+      </w:pPr>
+      <w:r>
+        <w:t xml:space="preserve">On</w:t>
+      </w:r>
+      <w:r>
+        <w:t xml:space="preserve"> </w:t>
+      </w:r>
+      <w:r>
+        <w:t xml:space="preserve">Petition</w:t>
+      </w:r>
+      <w:r>
+        <w:t xml:space="preserve"> </w:t>
+      </w:r>
+      <w:r>
+        <w:t xml:space="preserve">for</w:t>
+      </w:r>
+      <w:r>
+        <w:t xml:space="preserve"> </w:t>
+      </w:r>
+      <w:r>
+        <w:t xml:space="preserve">Discretionary</w:t>
+      </w:r>
+      <w:r>
+        <w:t xml:space="preserve"> </w:t>
+      </w:r>
+      <w:r>
+        <w:t xml:space="preserve">Review</w:t>
+      </w:r>
+      <w:r>
+        <w:t xml:space="preserve"> </w:t>
+      </w:r>
+      <w:r>
+        <w:t xml:space="preserve">from</w:t>
+      </w:r>
+      <w:r>
+        <w:t xml:space="preserve"> </w:t>
+      </w:r>
+      <w:r>
+        <w:t xml:space="preserve">the</w:t>
+      </w:r>
+      <w:r>
+        <w:t xml:space="preserve"> </w:t>
+      </w:r>
+      <w:r>
+        <w:t xml:space="preserve">Tenth</w:t>
+      </w:r>
+      <w:r>
+        <w:t xml:space="preserve"> </w:t>
+      </w:r>
+      <w:r>
+        <w:t xml:space="preserve">Court</w:t>
+      </w:r>
+      <w:r>
+        <w:t xml:space="preserve"> </w:t>
+      </w:r>
+      <w:r>
+        <w:t xml:space="preserve">of</w:t>
+      </w:r>
+      <w:r>
+        <w:t xml:space="preserve"> </w:t>
+      </w:r>
+      <w:r>
+        <w:t xml:space="preserve">Appeals</w:t>
+      </w:r>
+      <w:r>
+        <w:t xml:space="preserve"> </w:t>
+      </w:r>
+      <w:r>
+        <w:t xml:space="preserve">in</w:t>
+      </w:r>
+      <w:r>
+        <w:t xml:space="preserve"> </w:t>
+      </w:r>
+      <w:r>
+        <w:t xml:space="preserve">No.</w:t>
+      </w:r>
+      <w:r>
+        <w:t xml:space="preserve"> </w:t>
+      </w:r>
+      <w:r>
+        <w:t xml:space="preserve">10</w:t>
+        <w:noBreakHyphen/>
+        <w:t xml:space="preserve">17</w:t>
+        <w:noBreakHyphen/>
+        <w:t xml:space="preserve">00143-CR</w:t>
+      </w:r>
+      <w:r>
+        <w:t xml:space="preserve"> </w:t>
+      </w:r>
+      <w:r>
+        <w:t xml:space="preserve">affirming</w:t>
+      </w:r>
+      <w:r>
+        <w:t xml:space="preserve"> </w:t>
+      </w:r>
+      <w:r>
+        <w:t xml:space="preserve">the</w:t>
+      </w:r>
+      <w:r>
+        <w:t xml:space="preserve"> </w:t>
+      </w:r>
+      <w:r>
+        <w:t xml:space="preserve">Judgment</w:t>
+      </w:r>
+      <w:r>
+        <w:t xml:space="preserve"> </w:t>
+      </w:r>
+      <w:r>
+        <w:t xml:space="preserve">in</w:t>
+      </w:r>
+      <w:r>
+        <w:t xml:space="preserve"> </w:t>
+      </w:r>
+      <w:r>
+        <w:t xml:space="preserve">Cause</w:t>
+      </w:r>
+      <w:r>
+        <w:t xml:space="preserve"> </w:t>
+      </w:r>
+      <w:r>
+        <w:t xml:space="preserve">Number</w:t>
+      </w:r>
+      <w:r>
+        <w:t xml:space="preserve"> </w:t>
+      </w:r>
+      <w:r>
+        <w:t xml:space="preserve">14</w:t>
+        <w:noBreakHyphen/>
+        <w:t xml:space="preserve">03925-CRF</w:t>
+        <w:noBreakHyphen/>
+        <w:t xml:space="preserve">361</w:t>
+      </w:r>
+      <w:r>
+        <w:t xml:space="preserve"> </w:t>
+      </w:r>
+      <w:r>
+        <w:t xml:space="preserve">from</w:t>
+      </w:r>
+      <w:r>
+        <w:t xml:space="preserve"> </w:t>
+      </w:r>
+      <w:r>
+        <w:t xml:space="preserve">the</w:t>
+      </w:r>
+      <w:r>
+        <w:t xml:space="preserve"> </w:t>
+      </w:r>
+      <w:r>
+        <w:t xml:space="preserve">361st</w:t>
+      </w:r>
+      <w:r>
+        <w:t xml:space="preserve"> </w:t>
+      </w:r>
+      <w:r>
+        <w:t xml:space="preserve">District</w:t>
+      </w:r>
+      <w:r>
+        <w:t xml:space="preserve"> </w:t>
+      </w:r>
+      <w:r>
+        <w:t xml:space="preserve">Court</w:t>
+      </w:r>
+      <w:r>
+        <w:t xml:space="preserve"> </w:t>
+      </w:r>
+      <w:r>
+        <w:t xml:space="preserve">of</w:t>
+      </w:r>
+      <w:r>
+        <w:t xml:space="preserve"> </w:t>
+      </w:r>
+      <w:r>
+        <w:t xml:space="preserve">Brazos</w:t>
+      </w:r>
+      <w:r>
+        <w:t xml:space="preserve"> </w:t>
+      </w:r>
+      <w:r>
+        <w:t xml:space="preserve">County,</w:t>
+      </w:r>
+      <w:r>
+        <w:t xml:space="preserve"> </w:t>
+      </w:r>
+      <w:r>
+        <w:t xml:space="preserve">Texas</w:t>
+      </w:r>
+    </w:p>
+    <w:p>
+      <w:pPr>
+        <w:keepLines/>
+        <w:spacing w:before="460" w:after="0" w:line="368" w:lineRule="exact"/>
+        <w:ind w:left="0" w:firstLine="0"/>
+        <w:jc w:val="center"/>
+      </w:pPr>
+      <w:r>
+        <w:rPr>
+          <w:b/>
+          <w:bCs/>
+          <w:sz w:val="32"/>
+          <w:szCs w:val="32"/>
+        </w:rPr>
         <w:t xml:space="preserve">STATE’S BRIEF ON THE MERITS</w:t>
       </w:r>
     </w:p>
     <w:p>
       <w:pPr>
-        <w:pStyle w:val="Centered"/>
-        <w:spacing w:before="0" w:after="0" w:line="504" w:lineRule="exact"/>
-      </w:pPr>
-    </w:p>
-    <w:p>
-      <w:pPr>
-        <w:pStyle w:val="Centered"/>
-      </w:pPr>
-      <w:r>
-        <w:t xml:space="preserve">The State of Texas</w:t>
-      </w:r>
-    </w:p>
-    <w:p>
-      <w:pPr>
-        <w:pStyle w:val="Centered"/>
-        <w:spacing w:before="0" w:after="0" w:line="173" w:lineRule="exact"/>
-      </w:pPr>
-    </w:p>
-    <w:p>
-      <w:pPr>
-        <w:pStyle w:val="Centered"/>
-      </w:pPr>
-      <w:r>
-        <w:t xml:space="preserve">Ryan Calvert</w:t>
-      </w:r>
-      <w:r>
-        <w:br/>
-      </w:r>
-      <w:r>
-        <w:t xml:space="preserve">Assistant District Attorney</w:t>
-      </w:r>
-      <w:r>
-        <w:br/>
-      </w:r>
-      <w:r>
-        <w:t xml:space="preserve">State Bar No. 24036308</w:t>
-      </w:r>
-      <w:r>
-        <w:br/>
-      </w:r>
+        <w:keepLines/>
+        <w:spacing w:before="504" w:after="0" w:line="322" w:lineRule="exact"/>
+        <w:ind w:left="0" w:firstLine="0"/>
+        <w:jc w:val="center"/>
+      </w:pPr>
+      <w:r>
+        <w:t xml:space="preserve">The</w:t>
+      </w:r>
+      <w:r>
+        <w:t xml:space="preserve"> </w:t>
+      </w:r>
+      <w:r>
+        <w:t xml:space="preserve">State</w:t>
+      </w:r>
+      <w:r>
+        <w:t xml:space="preserve"> </w:t>
+      </w:r>
+      <w:r>
+        <w:t xml:space="preserve">of</w:t>
+      </w:r>
+      <w:r>
+        <w:t xml:space="preserve"> </w:t>
+      </w:r>
+      <w:r>
+        <w:t xml:space="preserve">Texas</w:t>
+      </w:r>
+    </w:p>
+    <w:p>
+      <w:pPr>
+        <w:keepLines/>
+        <w:spacing w:before="180" w:after="0" w:line="322" w:lineRule="exact"/>
+        <w:ind w:left="0" w:firstLine="0"/>
+        <w:jc w:val="center"/>
+      </w:pPr>
+      <w:r>
+        <w:t xml:space="preserve">Ryan</w:t>
+      </w:r>
+      <w:r>
+        <w:t xml:space="preserve"> </w:t>
+      </w:r>
+      <w:r>
+        <w:t xml:space="preserve">Calvert</w:t>
+      </w:r>
+    </w:p>
+    <w:p>
+      <w:pPr>
+        <w:keepLines/>
+        <w:spacing w:before="0" w:after="0" w:line="322" w:lineRule="exact"/>
+        <w:ind w:left="0" w:firstLine="0"/>
+        <w:jc w:val="center"/>
+      </w:pPr>
+      <w:r>
+        <w:t xml:space="preserve">Assistant</w:t>
+      </w:r>
+      <w:r>
+        <w:t xml:space="preserve"> </w:t>
+      </w:r>
+      <w:r>
+        <w:t xml:space="preserve">District</w:t>
+      </w:r>
+      <w:r>
+        <w:t xml:space="preserve"> </w:t>
+      </w:r>
+      <w:r>
+        <w:t xml:space="preserve">Attorney</w:t>
+      </w:r>
+    </w:p>
+    <w:p>
+      <w:pPr>
+        <w:keepLines/>
+        <w:spacing w:before="0" w:after="0" w:line="322" w:lineRule="exact"/>
+        <w:ind w:left="0" w:firstLine="0"/>
+        <w:jc w:val="center"/>
+      </w:pPr>
+      <w:r>
+        <w:t xml:space="preserve">State</w:t>
+      </w:r>
+      <w:r>
+        <w:t xml:space="preserve"> </w:t>
+      </w:r>
+      <w:r>
+        <w:t xml:space="preserve">Bar</w:t>
+      </w:r>
+      <w:r>
+        <w:t xml:space="preserve"> </w:t>
+      </w:r>
+      <w:r>
+        <w:t xml:space="preserve">No.</w:t>
+      </w:r>
+      <w:r>
+        <w:t xml:space="preserve"> </w:t>
+      </w:r>
+      <w:r>
+        <w:t xml:space="preserve">24036308</w:t>
+      </w:r>
+    </w:p>
+    <w:p>
+      <w:pPr>
+        <w:keepLines/>
+        <w:spacing w:before="0" w:after="0" w:line="322" w:lineRule="exact"/>
+        <w:ind w:left="0" w:firstLine="0"/>
+        <w:jc w:val="center"/>
+      </w:pPr>
       <w:r>
         <w:t xml:space="preserve">RCalvert@brazoscountytx.gov</w:t>
       </w:r>
-      <w:r>
-        <w:br/>
-      </w:r>
-      <w:r>
-        <w:t xml:space="preserve">300 E. 26th Street, Suite 310, Bryan, Texas 77803</w:t>
-      </w:r>
-      <w:r>
-        <w:br/>
-      </w:r>
-      <w:r>
-        <w:t xml:space="preserve">(979) 361-4320 | (979) 361-4368 (Facsimile)</w:t>
-      </w:r>
-    </w:p>
-    <w:p>
-      <w:pPr>
-        <w:pStyle w:val="Centered"/>
-        <w:spacing w:before="0" w:after="0" w:line="360" w:lineRule="exact"/>
-      </w:pPr>
-    </w:p>
-    <w:p>
-      <w:pPr>
-        <w:pStyle w:val="Centered"/>
-      </w:pPr>
-      <w:r>
-        <w:t xml:space="preserve">October 24, 2022</w:t>
+    </w:p>
+    <w:p>
+      <w:pPr>
+        <w:keepLines/>
+        <w:spacing w:before="0" w:after="0" w:line="322" w:lineRule="exact"/>
+        <w:ind w:left="0" w:firstLine="0"/>
+        <w:jc w:val="center"/>
+      </w:pPr>
+      <w:r>
+        <w:t xml:space="preserve">300</w:t>
+      </w:r>
+      <w:r>
+        <w:t xml:space="preserve"> </w:t>
+      </w:r>
+      <w:r>
+        <w:t xml:space="preserve">E.</w:t>
+      </w:r>
+      <w:r>
+        <w:t xml:space="preserve"> </w:t>
+      </w:r>
+      <w:r>
+        <w:t xml:space="preserve">26th</w:t>
+      </w:r>
+      <w:r>
+        <w:t xml:space="preserve"> </w:t>
+      </w:r>
+      <w:r>
+        <w:t xml:space="preserve">Street,</w:t>
+      </w:r>
+      <w:r>
+        <w:t xml:space="preserve"> </w:t>
+      </w:r>
+      <w:r>
+        <w:t xml:space="preserve">Suite</w:t>
+      </w:r>
+      <w:r>
+        <w:t xml:space="preserve"> </w:t>
+      </w:r>
+      <w:r>
+        <w:t xml:space="preserve">310,</w:t>
+      </w:r>
+      <w:r>
+        <w:t xml:space="preserve"> </w:t>
+      </w:r>
+      <w:r>
+        <w:t xml:space="preserve">Bryan,</w:t>
+      </w:r>
+      <w:r>
+        <w:t xml:space="preserve"> </w:t>
+      </w:r>
+      <w:r>
+        <w:t xml:space="preserve">Texas</w:t>
+      </w:r>
+      <w:r>
+        <w:t xml:space="preserve"> </w:t>
+      </w:r>
+      <w:r>
+        <w:t xml:space="preserve">77803</w:t>
+      </w:r>
+    </w:p>
+    <w:p>
+      <w:pPr>
+        <w:keepLines/>
+        <w:spacing w:before="0" w:after="0" w:line="322" w:lineRule="exact"/>
+        <w:ind w:left="0" w:firstLine="0"/>
+        <w:jc w:val="center"/>
+      </w:pPr>
+      <w:r>
+        <w:t xml:space="preserve">(979)</w:t>
+      </w:r>
+      <w:r>
+        <w:t xml:space="preserve"> </w:t>
+      </w:r>
+      <w:r>
+        <w:t xml:space="preserve">361</w:t>
+        <w:noBreakHyphen/>
+        <w:t xml:space="preserve">4320</w:t>
+      </w:r>
+      <w:r>
+        <w:t xml:space="preserve"> </w:t>
+      </w:r>
+      <w:r>
+        <w:t xml:space="preserve">|</w:t>
+      </w:r>
+      <w:r>
+        <w:t xml:space="preserve"> </w:t>
+      </w:r>
+      <w:r>
+        <w:t xml:space="preserve">(979)</w:t>
+      </w:r>
+      <w:r>
+        <w:t xml:space="preserve"> </w:t>
+      </w:r>
+      <w:r>
+        <w:t xml:space="preserve">361</w:t>
+        <w:noBreakHyphen/>
+        <w:t xml:space="preserve">4368</w:t>
+      </w:r>
+      <w:r>
+        <w:t xml:space="preserve"> </w:t>
+      </w:r>
+      <w:r>
+        <w:t xml:space="preserve">(Facsimile)</w:t>
+      </w:r>
+    </w:p>
+    <w:p>
+      <w:pPr>
+        <w:keepLines/>
+        <w:spacing w:before="360" w:after="0" w:line="322" w:lineRule="exact"/>
+        <w:ind w:left="0" w:firstLine="0"/>
+        <w:jc w:val="center"/>
+      </w:pPr>
+      <w:r>
+        <w:t xml:space="preserve">October</w:t>
+      </w:r>
+      <w:r>
+        <w:t xml:space="preserve"> </w:t>
+      </w:r>
+      <w:r>
+        <w:t xml:space="preserve">24,</w:t>
+      </w:r>
+      <w:r>
+        <w:t xml:space="preserve"> </w:t>
+      </w:r>
+      <w:r>
+        <w:t xml:space="preserve">2022</w:t>
       </w:r>
     </w:p>
     <w:p>
@@ -193,23 +626,21 @@
         <w:spacing w:before="0" w:after="0" w:line="20" w:lineRule="exact"/>
         <w:sectPr>
           <w:pgSz w:w="12240" w:h="15840"/>
-          <w:pgMar w:top="1440" w:right="1440" w:bottom="1440" w:left="1440" w:header="720" w:footer="720" w:gutter="0"/>
+          <w:pgMar w:top="1440" w:right="1440" w:bottom="1440" w:left="1440" w:header="720" w:footer="686" w:gutter="0"/>
         </w:sectPr>
       </w:pPr>
     </w:p>
     <w:p>
       <w:pPr>
-        <w:pStyle w:val="Heading1"/>
-      </w:pPr>
-      <w:bookmarkStart w:id="110" w:name="_b4702c5f4bd36569327db371f9c3db8d0f0522e"/>
+        <w:pStyle w:val="Head1Top"/>
+      </w:pPr>
       <w:r>
         <w:t xml:space="preserve">Identity of Parties and Counsel</w:t>
       </w:r>
-      <w:bookmarkEnd w:id="110"/>
-    </w:p>
-    <w:p>
-      <w:pPr>
-        <w:pStyle w:val="Single"/>
+    </w:p>
+    <w:p>
+      <w:pPr>
+        <w:pStyle w:val="SingleBlock"/>
       </w:pPr>
       <w:r>
         <w:rPr>
@@ -227,7 +658,7 @@
     </w:p>
     <w:p>
       <w:pPr>
-        <w:pStyle w:val="Single"/>
+        <w:pStyle w:val="SingleBlock"/>
       </w:pPr>
       <w:r>
         <w:rPr>
@@ -251,7 +682,7 @@
     </w:p>
     <w:p>
       <w:pPr>
-        <w:pStyle w:val="Single"/>
+        <w:pStyle w:val="SingleBlock"/>
       </w:pPr>
       <w:r>
         <w:rPr>
@@ -282,7 +713,13 @@
         <w:br/>
       </w:r>
       <w:r>
-        <w:t xml:space="preserve">(979) 775-5700</w:t>
+        <w:t xml:space="preserve">(979) 775</w:t>
+      </w:r>
+      <w:r>
+        <w:noBreakHyphen/>
+      </w:r>
+      <w:r>
+        <w:t xml:space="preserve">5700</w:t>
       </w:r>
       <w:r>
         <w:br/>
@@ -293,7 +730,7 @@
     </w:p>
     <w:p>
       <w:pPr>
-        <w:pStyle w:val="Single"/>
+        <w:pStyle w:val="SingleBlock"/>
       </w:pPr>
       <w:r>
         <w:rPr>
@@ -323,7 +760,7 @@
     </w:p>
     <w:p>
       <w:pPr>
-        <w:pStyle w:val="Single"/>
+        <w:pStyle w:val="SingleBlock"/>
       </w:pPr>
       <w:r>
         <w:rPr>
@@ -341,7 +778,7 @@
     </w:p>
     <w:p>
       <w:pPr>
-        <w:pStyle w:val="Single"/>
+        <w:pStyle w:val="SingleBlock"/>
       </w:pPr>
       <w:r>
         <w:rPr>
@@ -378,7 +815,13 @@
         <w:br/>
       </w:r>
       <w:r>
-        <w:t xml:space="preserve">(979) 361-4320</w:t>
+        <w:t xml:space="preserve">(979) 361</w:t>
+      </w:r>
+      <w:r>
+        <w:noBreakHyphen/>
+      </w:r>
+      <w:r>
+        <w:t xml:space="preserve">4320</w:t>
       </w:r>
       <w:r>
         <w:br/>
@@ -389,7 +832,7 @@
     </w:p>
     <w:p>
       <w:pPr>
-        <w:pStyle w:val="Single"/>
+        <w:pStyle w:val="SingleBlock"/>
       </w:pPr>
       <w:r>
         <w:rPr>
@@ -402,517 +845,2931 @@
         <w:t xml:space="preserve"> </w:t>
       </w:r>
       <w:r>
-        <w:t xml:space="preserve">Hon. Steve Smith, Presiding Judge, 361st District Court (Jury Selection and Motion for New Trial); Senior Visiting Judge J.D. Langley (Guilt and Punishment Phases of Trial), 300 E. 26th Street, Suite 420, Bryan, Texas 77803, (979) 361-4220.</w:t>
-      </w:r>
-    </w:p>
-    <w:p>
-      <w:pPr>
-        <w:pStyle w:val="Heading1"/>
-      </w:pPr>
-      <w:bookmarkStart w:id="111" w:name="_07062b668b7708f9a8b17187d32941e697cc337"/>
+        <w:t xml:space="preserve">Hon. Steve Smith, Presiding Judge, 361st District Court (Jury Selection and Motion for New Trial); Senior Visiting Judge J.D. Langley (Guilt and Punishment Phases of Trial), 300 E. 26th Street, Suite 420, Bryan, Texas 77803, (979) 361</w:t>
+      </w:r>
+      <w:r>
+        <w:noBreakHyphen/>
+      </w:r>
+      <w:r>
+        <w:t xml:space="preserve">4220.</w:t>
+      </w:r>
+    </w:p>
+    <w:p>
+      <w:pPr>
+        <w:pStyle w:val="Head1Break"/>
+      </w:pPr>
       <w:r>
         <w:t xml:space="preserve">Table of Contents</w:t>
       </w:r>
-      <w:bookmarkEnd w:id="111"/>
-    </w:p>
-    <w:p>
-      <w:pPr>
-        <w:pStyle w:val="Single"/>
-      </w:pPr>
-      <w:r>
-        <w:t xml:space="preserve">Identity of Parties and Counsel ........................................ i</w:t>
-      </w:r>
-    </w:p>
-    <w:p>
-      <w:pPr>
-        <w:pStyle w:val="Single"/>
-      </w:pPr>
-      <w:r>
-        <w:t xml:space="preserve">Table of Contents ............................................................ ii</w:t>
-      </w:r>
-    </w:p>
-    <w:p>
-      <w:pPr>
-        <w:pStyle w:val="Single"/>
-      </w:pPr>
-      <w:r>
-        <w:t xml:space="preserve">Index of Authorities ........................................................ iv</w:t>
-      </w:r>
-    </w:p>
-    <w:p>
-      <w:pPr>
-        <w:pStyle w:val="Single"/>
-      </w:pPr>
-      <w:r>
-        <w:t xml:space="preserve">Statement Regarding Oral Argument ........................................ 1</w:t>
-      </w:r>
-    </w:p>
-    <w:p>
-      <w:pPr>
-        <w:pStyle w:val="Single"/>
-      </w:pPr>
-      <w:r>
-        <w:t xml:space="preserve">Statement of the Case ..................................................... 1</w:t>
-      </w:r>
-    </w:p>
-    <w:p>
-      <w:pPr>
-        <w:pStyle w:val="Single"/>
-      </w:pPr>
-      <w:r>
-        <w:t xml:space="preserve">Statement of Procedural History ............................................ 2</w:t>
-      </w:r>
-    </w:p>
-    <w:p>
-      <w:pPr>
-        <w:pStyle w:val="Single"/>
-      </w:pPr>
-      <w:r>
-        <w:t xml:space="preserve">Statement of Facts ........................................................ 3</w:t>
-      </w:r>
-    </w:p>
-    <w:p>
-      <w:pPr>
-        <w:pStyle w:val="Single"/>
-      </w:pPr>
-      <w:r>
-        <w:t xml:space="preserve">Summary of the Argument ................................................... 11</w:t>
-      </w:r>
-    </w:p>
-    <w:p>
-      <w:pPr>
-        <w:pStyle w:val="Single"/>
-      </w:pPr>
-      <w:r>
-        <w:t xml:space="preserve">State’s Response to Appellant’s Three Issues ............................ 14</w:t>
-      </w:r>
-    </w:p>
-    <w:p>
-      <w:pPr>
-        <w:pStyle w:val="Single"/>
-      </w:pPr>
-      <w:r>
-        <w:t xml:space="preserve">Prayer ................................................................... 45</w:t>
-      </w:r>
-    </w:p>
-    <w:p>
-      <w:pPr>
-        <w:pStyle w:val="Single"/>
-      </w:pPr>
-      <w:r>
-        <w:t xml:space="preserve">Certificate of Service ..................................................... 46</w:t>
-      </w:r>
-    </w:p>
-    <w:p>
-      <w:pPr>
-        <w:pStyle w:val="Single"/>
-      </w:pPr>
-      <w:r>
-        <w:t xml:space="preserve">Certificate of Compliance with Tex. R. App. P. 9.4 ........................ 46</w:t>
-      </w:r>
-    </w:p>
-    <w:p>
-      <w:pPr>
-        <w:pStyle w:val="Heading1"/>
-      </w:pPr>
-      <w:bookmarkStart w:id="112" w:name="_6b3a2e05e2dd23f24f570e3b7a8f7cd4b378b83"/>
+    </w:p>
+    <w:p>
+      <w:pPr>
+        <w:keepLines/>
+        <w:tabs>
+          <w:tab w:val="right" w:leader="dot" w:pos="9360"/>
+        </w:tabs>
+        <w:spacing w:before="322" w:after="0" w:line="322" w:lineRule="exact"/>
+        <w:ind w:left="720" w:right="148" w:hanging="720"/>
+        <w:jc w:val="left"/>
+      </w:pPr>
+      <w:r>
+        <w:t xml:space="preserve">Identity</w:t>
+      </w:r>
+      <w:r>
+        <w:t xml:space="preserve"> </w:t>
+      </w:r>
+      <w:r>
+        <w:t xml:space="preserve">of</w:t>
+      </w:r>
+      <w:r>
+        <w:t xml:space="preserve"> </w:t>
+      </w:r>
+      <w:r>
+        <w:t xml:space="preserve">Parties</w:t>
+      </w:r>
+      <w:r>
+        <w:t xml:space="preserve"> </w:t>
+      </w:r>
+      <w:r>
+        <w:t xml:space="preserve">and</w:t>
+      </w:r>
+      <w:r>
+        <w:t xml:space="preserve"> </w:t>
+      </w:r>
+      <w:r>
+        <w:t xml:space="preserve">Counsel</w:t>
+      </w:r>
+      <w:r>
+        <w:t xml:space="preserve">   </w:t>
+      </w:r>
+      <w:r>
+        <w:tab/>
+      </w:r>
+      <w:r>
+        <w:t xml:space="preserve">i</w:t>
+      </w:r>
+    </w:p>
+    <w:p>
+      <w:pPr>
+        <w:keepLines/>
+        <w:tabs>
+          <w:tab w:val="right" w:leader="dot" w:pos="9360"/>
+        </w:tabs>
+        <w:spacing w:before="322" w:after="0" w:line="322" w:lineRule="exact"/>
+        <w:ind w:left="720" w:right="226" w:hanging="720"/>
+        <w:jc w:val="left"/>
+      </w:pPr>
+      <w:r>
+        <w:t xml:space="preserve">Table</w:t>
+      </w:r>
+      <w:r>
+        <w:t xml:space="preserve"> </w:t>
+      </w:r>
+      <w:r>
+        <w:t xml:space="preserve">of</w:t>
+      </w:r>
+      <w:r>
+        <w:t xml:space="preserve"> </w:t>
+      </w:r>
+      <w:r>
+        <w:t xml:space="preserve">Contents</w:t>
+      </w:r>
+      <w:r>
+        <w:t xml:space="preserve">   </w:t>
+      </w:r>
+      <w:r>
+        <w:tab/>
+      </w:r>
+      <w:r>
+        <w:t xml:space="preserve">ii</w:t>
+      </w:r>
+    </w:p>
+    <w:p>
+      <w:pPr>
+        <w:keepLines/>
+        <w:tabs>
+          <w:tab w:val="right" w:leader="dot" w:pos="9360"/>
+        </w:tabs>
+        <w:spacing w:before="322" w:after="0" w:line="322" w:lineRule="exact"/>
+        <w:ind w:left="720" w:right="288" w:hanging="720"/>
+        <w:jc w:val="left"/>
+      </w:pPr>
+      <w:r>
+        <w:t xml:space="preserve">Index</w:t>
+      </w:r>
+      <w:r>
+        <w:t xml:space="preserve"> </w:t>
+      </w:r>
+      <w:r>
+        <w:t xml:space="preserve">of</w:t>
+      </w:r>
+      <w:r>
+        <w:t xml:space="preserve"> </w:t>
+      </w:r>
+      <w:r>
+        <w:t xml:space="preserve">Authorities</w:t>
+      </w:r>
+      <w:r>
+        <w:t xml:space="preserve">   </w:t>
+      </w:r>
+      <w:r>
+        <w:tab/>
+      </w:r>
+      <w:r>
+        <w:t xml:space="preserve">iv</w:t>
+      </w:r>
+    </w:p>
+    <w:p>
+      <w:pPr>
+        <w:keepLines/>
+        <w:tabs>
+          <w:tab w:val="right" w:leader="dot" w:pos="9360"/>
+        </w:tabs>
+        <w:spacing w:before="322" w:after="0" w:line="322" w:lineRule="exact"/>
+        <w:ind w:left="720" w:right="210" w:hanging="720"/>
+        <w:jc w:val="left"/>
+      </w:pPr>
+      <w:r>
+        <w:t xml:space="preserve">Statement</w:t>
+      </w:r>
+      <w:r>
+        <w:t xml:space="preserve"> </w:t>
+      </w:r>
+      <w:r>
+        <w:t xml:space="preserve">Regarding</w:t>
+      </w:r>
+      <w:r>
+        <w:t xml:space="preserve"> </w:t>
+      </w:r>
+      <w:r>
+        <w:t xml:space="preserve">Oral</w:t>
+      </w:r>
+      <w:r>
+        <w:t xml:space="preserve"> </w:t>
+      </w:r>
+      <w:r>
+        <w:t xml:space="preserve">Argument</w:t>
+      </w:r>
+      <w:r>
+        <w:t xml:space="preserve">   </w:t>
+      </w:r>
+      <w:r>
+        <w:tab/>
+      </w:r>
+      <w:r>
+        <w:t xml:space="preserve">1</w:t>
+      </w:r>
+    </w:p>
+    <w:p>
+      <w:pPr>
+        <w:keepLines/>
+        <w:tabs>
+          <w:tab w:val="right" w:leader="dot" w:pos="9360"/>
+        </w:tabs>
+        <w:spacing w:before="322" w:after="0" w:line="322" w:lineRule="exact"/>
+        <w:ind w:left="720" w:right="210" w:hanging="720"/>
+        <w:jc w:val="left"/>
+      </w:pPr>
+      <w:r>
+        <w:t xml:space="preserve">Statement</w:t>
+      </w:r>
+      <w:r>
+        <w:t xml:space="preserve"> </w:t>
+      </w:r>
+      <w:r>
+        <w:t xml:space="preserve">of</w:t>
+      </w:r>
+      <w:r>
+        <w:t xml:space="preserve"> </w:t>
+      </w:r>
+      <w:r>
+        <w:t xml:space="preserve">the</w:t>
+      </w:r>
+      <w:r>
+        <w:t xml:space="preserve"> </w:t>
+      </w:r>
+      <w:r>
+        <w:t xml:space="preserve">Case</w:t>
+      </w:r>
+      <w:r>
+        <w:t xml:space="preserve">   </w:t>
+      </w:r>
+      <w:r>
+        <w:tab/>
+      </w:r>
+      <w:r>
+        <w:t xml:space="preserve">1</w:t>
+      </w:r>
+    </w:p>
+    <w:p>
+      <w:pPr>
+        <w:keepLines/>
+        <w:tabs>
+          <w:tab w:val="right" w:leader="dot" w:pos="9360"/>
+        </w:tabs>
+        <w:spacing w:before="322" w:after="0" w:line="322" w:lineRule="exact"/>
+        <w:ind w:left="720" w:right="210" w:hanging="720"/>
+        <w:jc w:val="left"/>
+      </w:pPr>
+      <w:r>
+        <w:t xml:space="preserve">Statement</w:t>
+      </w:r>
+      <w:r>
+        <w:t xml:space="preserve"> </w:t>
+      </w:r>
+      <w:r>
+        <w:t xml:space="preserve">of</w:t>
+      </w:r>
+      <w:r>
+        <w:t xml:space="preserve"> </w:t>
+      </w:r>
+      <w:r>
+        <w:t xml:space="preserve">Procedural</w:t>
+      </w:r>
+      <w:r>
+        <w:t xml:space="preserve"> </w:t>
+      </w:r>
+      <w:r>
+        <w:t xml:space="preserve">History</w:t>
+      </w:r>
+      <w:r>
+        <w:t xml:space="preserve">   </w:t>
+      </w:r>
+      <w:r>
+        <w:tab/>
+      </w:r>
+      <w:r>
+        <w:t xml:space="preserve">2</w:t>
+      </w:r>
+    </w:p>
+    <w:p>
+      <w:pPr>
+        <w:keepLines/>
+        <w:tabs>
+          <w:tab w:val="right" w:leader="dot" w:pos="9360"/>
+        </w:tabs>
+        <w:spacing w:before="322" w:after="0" w:line="322" w:lineRule="exact"/>
+        <w:ind w:left="720" w:right="210" w:hanging="720"/>
+        <w:jc w:val="left"/>
+      </w:pPr>
+      <w:r>
+        <w:t xml:space="preserve">Statement</w:t>
+      </w:r>
+      <w:r>
+        <w:t xml:space="preserve"> </w:t>
+      </w:r>
+      <w:r>
+        <w:t xml:space="preserve">of</w:t>
+      </w:r>
+      <w:r>
+        <w:t xml:space="preserve"> </w:t>
+      </w:r>
+      <w:r>
+        <w:t xml:space="preserve">Facts</w:t>
+      </w:r>
+      <w:r>
+        <w:t xml:space="preserve">   </w:t>
+      </w:r>
+      <w:r>
+        <w:tab/>
+      </w:r>
+      <w:r>
+        <w:t xml:space="preserve">3</w:t>
+      </w:r>
+    </w:p>
+    <w:p>
+      <w:pPr>
+        <w:keepLines/>
+        <w:tabs>
+          <w:tab w:val="right" w:leader="dot" w:pos="9360"/>
+        </w:tabs>
+        <w:spacing w:before="322" w:after="0" w:line="322" w:lineRule="exact"/>
+        <w:ind w:left="720" w:right="350" w:hanging="720"/>
+        <w:jc w:val="left"/>
+      </w:pPr>
+      <w:r>
+        <w:t xml:space="preserve">Summary</w:t>
+      </w:r>
+      <w:r>
+        <w:t xml:space="preserve"> </w:t>
+      </w:r>
+      <w:r>
+        <w:t xml:space="preserve">of</w:t>
+      </w:r>
+      <w:r>
+        <w:t xml:space="preserve"> </w:t>
+      </w:r>
+      <w:r>
+        <w:t xml:space="preserve">the</w:t>
+      </w:r>
+      <w:r>
+        <w:t xml:space="preserve"> </w:t>
+      </w:r>
+      <w:r>
+        <w:t xml:space="preserve">Argument</w:t>
+      </w:r>
+      <w:r>
+        <w:t xml:space="preserve">   </w:t>
+      </w:r>
+      <w:r>
+        <w:tab/>
+      </w:r>
+      <w:r>
+        <w:t xml:space="preserve">11</w:t>
+      </w:r>
+    </w:p>
+    <w:p>
+      <w:pPr>
+        <w:keepLines/>
+        <w:tabs>
+          <w:tab w:val="right" w:leader="dot" w:pos="9360"/>
+        </w:tabs>
+        <w:spacing w:before="322" w:after="0" w:line="322" w:lineRule="exact"/>
+        <w:ind w:left="720" w:right="350" w:hanging="720"/>
+        <w:jc w:val="left"/>
+      </w:pPr>
+      <w:r>
+        <w:t xml:space="preserve">State’s</w:t>
+      </w:r>
+      <w:r>
+        <w:t xml:space="preserve"> </w:t>
+      </w:r>
+      <w:r>
+        <w:t xml:space="preserve">Response</w:t>
+      </w:r>
+      <w:r>
+        <w:t xml:space="preserve"> </w:t>
+      </w:r>
+      <w:r>
+        <w:t xml:space="preserve">to</w:t>
+      </w:r>
+      <w:r>
+        <w:t xml:space="preserve"> </w:t>
+      </w:r>
+      <w:r>
+        <w:t xml:space="preserve">Appellant’s</w:t>
+      </w:r>
+      <w:r>
+        <w:t xml:space="preserve"> </w:t>
+      </w:r>
+      <w:r>
+        <w:t xml:space="preserve">Three</w:t>
+      </w:r>
+      <w:r>
+        <w:t xml:space="preserve"> </w:t>
+      </w:r>
+      <w:r>
+        <w:t xml:space="preserve">Issues</w:t>
+      </w:r>
+      <w:r>
+        <w:t xml:space="preserve">   </w:t>
+      </w:r>
+      <w:r>
+        <w:tab/>
+      </w:r>
+      <w:r>
+        <w:t xml:space="preserve">14</w:t>
+      </w:r>
+    </w:p>
+    <w:p>
+      <w:pPr>
+        <w:keepLines/>
+        <w:tabs>
+          <w:tab w:val="right" w:leader="dot" w:pos="9360"/>
+        </w:tabs>
+        <w:spacing w:before="322" w:after="0" w:line="322" w:lineRule="exact"/>
+        <w:ind w:left="720" w:right="350" w:hanging="720"/>
+        <w:jc w:val="left"/>
+      </w:pPr>
+      <w:r>
+        <w:t xml:space="preserve">Prayer</w:t>
+      </w:r>
+      <w:r>
+        <w:t xml:space="preserve">   </w:t>
+      </w:r>
+      <w:r>
+        <w:tab/>
+      </w:r>
+      <w:r>
+        <w:t xml:space="preserve">45</w:t>
+      </w:r>
+    </w:p>
+    <w:p>
+      <w:pPr>
+        <w:keepLines/>
+        <w:tabs>
+          <w:tab w:val="right" w:leader="dot" w:pos="9360"/>
+        </w:tabs>
+        <w:spacing w:before="322" w:after="0" w:line="322" w:lineRule="exact"/>
+        <w:ind w:left="720" w:right="350" w:hanging="720"/>
+        <w:jc w:val="left"/>
+      </w:pPr>
+      <w:r>
+        <w:t xml:space="preserve">Certificate</w:t>
+      </w:r>
+      <w:r>
+        <w:t xml:space="preserve"> </w:t>
+      </w:r>
+      <w:r>
+        <w:t xml:space="preserve">of</w:t>
+      </w:r>
+      <w:r>
+        <w:t xml:space="preserve"> </w:t>
+      </w:r>
+      <w:r>
+        <w:t xml:space="preserve">Service</w:t>
+      </w:r>
+      <w:r>
+        <w:t xml:space="preserve">   </w:t>
+      </w:r>
+      <w:r>
+        <w:tab/>
+      </w:r>
+      <w:r>
+        <w:t xml:space="preserve">46</w:t>
+      </w:r>
+    </w:p>
+    <w:p>
+      <w:pPr>
+        <w:keepLines/>
+        <w:tabs>
+          <w:tab w:val="right" w:leader="dot" w:pos="9360"/>
+        </w:tabs>
+        <w:spacing w:before="322" w:after="0" w:line="322" w:lineRule="exact"/>
+        <w:ind w:left="720" w:right="350" w:hanging="720"/>
+        <w:jc w:val="left"/>
+      </w:pPr>
+      <w:r>
+        <w:t xml:space="preserve">Certificate</w:t>
+      </w:r>
+      <w:r>
+        <w:t xml:space="preserve"> </w:t>
+      </w:r>
+      <w:r>
+        <w:t xml:space="preserve">of</w:t>
+      </w:r>
+      <w:r>
+        <w:t xml:space="preserve"> </w:t>
+      </w:r>
+      <w:r>
+        <w:t xml:space="preserve">Compliance</w:t>
+      </w:r>
+      <w:r>
+        <w:t xml:space="preserve"> </w:t>
+      </w:r>
+      <w:r>
+        <w:t xml:space="preserve">with</w:t>
+      </w:r>
+      <w:r>
+        <w:t xml:space="preserve"> </w:t>
+      </w:r>
+      <w:r>
+        <w:t xml:space="preserve">Tex.</w:t>
+      </w:r>
+      <w:r>
+        <w:t xml:space="preserve"> </w:t>
+      </w:r>
+      <w:r>
+        <w:t xml:space="preserve">R.</w:t>
+      </w:r>
+      <w:r>
+        <w:t xml:space="preserve"> </w:t>
+      </w:r>
+      <w:r>
+        <w:t xml:space="preserve">App.</w:t>
+      </w:r>
+      <w:r>
+        <w:t xml:space="preserve"> </w:t>
+      </w:r>
+      <w:r>
+        <w:t xml:space="preserve">P.</w:t>
+      </w:r>
+      <w:r>
+        <w:t xml:space="preserve"> </w:t>
+      </w:r>
+      <w:r>
+        <w:t xml:space="preserve">9.4</w:t>
+      </w:r>
+      <w:r>
+        <w:t xml:space="preserve">   </w:t>
+      </w:r>
+      <w:r>
+        <w:tab/>
+      </w:r>
+      <w:r>
+        <w:t xml:space="preserve">46</w:t>
+      </w:r>
+    </w:p>
+    <w:p>
+      <w:pPr>
+        <w:pStyle w:val="Head1Break"/>
+      </w:pPr>
       <w:r>
         <w:t xml:space="preserve">Index of Authorities</w:t>
       </w:r>
-      <w:bookmarkEnd w:id="112"/>
-    </w:p>
-    <w:p>
-      <w:pPr>
-        <w:pStyle w:val="Heading2"/>
-      </w:pPr>
-      <w:bookmarkStart w:id="113" w:name="_cases"/>
+    </w:p>
+    <w:p>
+      <w:pPr>
+        <w:pStyle w:val="Head2"/>
+      </w:pPr>
       <w:r>
         <w:t xml:space="preserve">Cases</w:t>
       </w:r>
-      <w:bookmarkEnd w:id="113"/>
-    </w:p>
-    <w:p>
-      <w:pPr>
-        <w:pStyle w:val="Single"/>
-      </w:pPr>
-      <w:r>
-        <w:rPr>
-          <w:i/>
-          <w:iCs/>
-        </w:rPr>
-        <w:t xml:space="preserve">Alexander v. State</w:t>
-      </w:r>
-      <w:r>
-        <w:t xml:space="preserve">, 919 S.W.2d 756 (Tex. App.—Texarkana 1996, no pet.) ........ 17</w:t>
-      </w:r>
-    </w:p>
-    <w:p>
-      <w:pPr>
-        <w:pStyle w:val="Single"/>
-      </w:pPr>
-      <w:r>
-        <w:rPr>
-          <w:i/>
-          <w:iCs/>
-        </w:rPr>
-        <w:t xml:space="preserve">Becerra v. State</w:t>
-      </w:r>
-      <w:r>
-        <w:t xml:space="preserve">, No. 10-17-00143-CR, 2019 Tex. App. LEXIS 4850 (Tex. App.—Waco June 12, 2019) (not designated for publication) ........ 2, 25</w:t>
-      </w:r>
-    </w:p>
-    <w:p>
-      <w:pPr>
-        <w:pStyle w:val="Single"/>
-      </w:pPr>
-      <w:r>
-        <w:rPr>
-          <w:i/>
-          <w:iCs/>
-        </w:rPr>
-        <w:t xml:space="preserve">Becerra v. State</w:t>
-      </w:r>
-      <w:r>
-        <w:t xml:space="preserve">, 620 S.W.3d 745 (Tex. Crim. App. 2021) ........ 3, 28</w:t>
-      </w:r>
-    </w:p>
-    <w:p>
-      <w:pPr>
-        <w:pStyle w:val="Single"/>
-      </w:pPr>
-      <w:r>
-        <w:rPr>
-          <w:i/>
-          <w:iCs/>
-        </w:rPr>
-        <w:t xml:space="preserve">Colburn v. State</w:t>
-      </w:r>
-      <w:r>
-        <w:t xml:space="preserve">, 966 S.W.2d 511 (Tex. Crim. App. 1998) ........ 19, 33</w:t>
-      </w:r>
-    </w:p>
-    <w:p>
-      <w:pPr>
-        <w:pStyle w:val="Single"/>
-      </w:pPr>
-      <w:r>
-        <w:rPr>
-          <w:i/>
-          <w:iCs/>
-        </w:rPr>
-        <w:t xml:space="preserve">Foster v. State</w:t>
-      </w:r>
-      <w:r>
-        <w:t xml:space="preserve">, 8 S.W.3d 445 (Tex. App.—Waco 1999, no pet.) ........ 17, 29</w:t>
-      </w:r>
-    </w:p>
-    <w:p>
-      <w:pPr>
-        <w:pStyle w:val="Single"/>
-      </w:pPr>
-      <w:r>
-        <w:rPr>
-          <w:i/>
-          <w:iCs/>
-        </w:rPr>
-        <w:t xml:space="preserve">Gonzalez v. State</w:t>
-      </w:r>
-      <w:r>
-        <w:t xml:space="preserve">, 616 S.W.3d 585 (Tex. Crim. App. 2020) ........ 26, 34–39</w:t>
-      </w:r>
-    </w:p>
-    <w:p>
-      <w:pPr>
-        <w:pStyle w:val="Single"/>
-      </w:pPr>
-      <w:r>
-        <w:rPr>
-          <w:i/>
-          <w:iCs/>
-        </w:rPr>
-        <w:t xml:space="preserve">Harris v. State</w:t>
-      </w:r>
-      <w:r>
-        <w:t xml:space="preserve">, 790 S.W.2d 568 (Tex. Crim. App. 1989) ........ 19</w:t>
-      </w:r>
-    </w:p>
-    <w:p>
-      <w:pPr>
-        <w:pStyle w:val="Single"/>
-      </w:pPr>
-      <w:r>
-        <w:rPr>
-          <w:i/>
-          <w:iCs/>
-        </w:rPr>
-        <w:t xml:space="preserve">Ibarra v. State</w:t>
-      </w:r>
-      <w:r>
-        <w:t xml:space="preserve">, 11 S.W.3d 189 (Tex. Crim. App. 1999) ........ 17</w:t>
-      </w:r>
-    </w:p>
-    <w:p>
-      <w:pPr>
-        <w:pStyle w:val="Single"/>
-      </w:pPr>
-      <w:r>
-        <w:rPr>
-          <w:i/>
-          <w:iCs/>
-        </w:rPr>
-        <w:t xml:space="preserve">King v. State</w:t>
-      </w:r>
-      <w:r>
-        <w:t xml:space="preserve">, 953 S.W.2d 266 (Tex. Crim. App. 1997) ........ 19</w:t>
-      </w:r>
-    </w:p>
-    <w:p>
-      <w:pPr>
-        <w:pStyle w:val="Single"/>
-      </w:pPr>
-      <w:r>
-        <w:rPr>
-          <w:i/>
-          <w:iCs/>
-        </w:rPr>
-        <w:t xml:space="preserve">Laws v. State</w:t>
-      </w:r>
-      <w:r>
-        <w:t xml:space="preserve">, 640 S.W.3d 227 (Tex. Crim. App. 2022) ........ 1, 12</w:t>
-      </w:r>
-    </w:p>
-    <w:p>
-      <w:pPr>
-        <w:pStyle w:val="Single"/>
-      </w:pPr>
-      <w:r>
-        <w:rPr>
-          <w:i/>
-          <w:iCs/>
-        </w:rPr>
-        <w:t xml:space="preserve">McQuarrie v. State</w:t>
-      </w:r>
-      <w:r>
-        <w:t xml:space="preserve">, 380 S.W.3d 145 (Tex. Crim. App. 2012) ........ 15</w:t>
-      </w:r>
-    </w:p>
-    <w:p>
-      <w:pPr>
-        <w:pStyle w:val="Single"/>
-      </w:pPr>
-      <w:r>
-        <w:rPr>
-          <w:i/>
-          <w:iCs/>
-        </w:rPr>
-        <w:t xml:space="preserve">Motilla v. State</w:t>
-      </w:r>
-      <w:r>
-        <w:t xml:space="preserve">, 78 S.W.3d 352 (Tex. Crim. App. 2002) ........ 19, 43</w:t>
-      </w:r>
-    </w:p>
-    <w:p>
-      <w:pPr>
-        <w:pStyle w:val="Single"/>
-      </w:pPr>
-      <w:r>
-        <w:rPr>
-          <w:i/>
-          <w:iCs/>
-        </w:rPr>
-        <w:t xml:space="preserve">Ocon v. State</w:t>
-      </w:r>
-      <w:r>
-        <w:t xml:space="preserve">, 284 S.W.3d 880 (Tex. Crim. App. 2009) ........ 16–17, 30</w:t>
-      </w:r>
-    </w:p>
-    <w:p>
-      <w:pPr>
-        <w:pStyle w:val="Single"/>
-      </w:pPr>
-      <w:r>
-        <w:rPr>
-          <w:i/>
-          <w:iCs/>
-        </w:rPr>
-        <w:t xml:space="preserve">Okonkwo v. State</w:t>
-      </w:r>
-      <w:r>
-        <w:t xml:space="preserve">, 398 S.W.3d 689 (Tex. Crim. App. 2013) ........ 14–15</w:t>
-      </w:r>
-    </w:p>
-    <w:p>
-      <w:pPr>
-        <w:pStyle w:val="Single"/>
-      </w:pPr>
-      <w:r>
-        <w:rPr>
-          <w:i/>
-          <w:iCs/>
-        </w:rPr>
-        <w:t xml:space="preserve">Riley v. State</w:t>
-      </w:r>
-      <w:r>
-        <w:t xml:space="preserve">, 378 S.W.3d 453 (Tex. Crim. App. 2012) ........ 15</w:t>
-      </w:r>
-    </w:p>
-    <w:p>
-      <w:pPr>
-        <w:pStyle w:val="Single"/>
-      </w:pPr>
-      <w:r>
-        <w:rPr>
-          <w:i/>
-          <w:iCs/>
-        </w:rPr>
-        <w:t xml:space="preserve">Rojas v. State</w:t>
-      </w:r>
-      <w:r>
-        <w:t xml:space="preserve">, 171 S.W.3d 442 (Tex. App.—Houston [14th Dist.] 2005, pet. ref’d) ........ 17, 30</w:t>
-      </w:r>
-    </w:p>
-    <w:p>
-      <w:pPr>
-        <w:pStyle w:val="Single"/>
-      </w:pPr>
-      <w:r>
-        <w:rPr>
-          <w:i/>
-          <w:iCs/>
-        </w:rPr>
-        <w:t xml:space="preserve">Salinas v. State</w:t>
-      </w:r>
-      <w:r>
-        <w:t xml:space="preserve">, 980 S.W.2d 219 (Tex. Crim. App. 1998) ........ 17, 29</w:t>
-      </w:r>
-    </w:p>
-    <w:p>
-      <w:pPr>
-        <w:pStyle w:val="Single"/>
-      </w:pPr>
-      <w:r>
-        <w:rPr>
-          <w:i/>
-          <w:iCs/>
-        </w:rPr>
-        <w:t xml:space="preserve">Snowden v. State</w:t>
-      </w:r>
-      <w:r>
-        <w:t xml:space="preserve">, 353 S.W.3d 815 (Tex. Crim. App. 2011) ........ 18–19, 44</w:t>
-      </w:r>
-    </w:p>
-    <w:p>
-      <w:pPr>
-        <w:pStyle w:val="Single"/>
-      </w:pPr>
-      <w:r>
-        <w:rPr>
-          <w:i/>
-          <w:iCs/>
-        </w:rPr>
-        <w:t xml:space="preserve">Trinidad v. State</w:t>
-      </w:r>
-      <w:r>
-        <w:t xml:space="preserve">, 312 S.W.3d 23 (Tex. Crim. App. 2010) ........ 12, 32, 34</w:t>
-      </w:r>
-    </w:p>
-    <w:p>
-      <w:pPr>
-        <w:pStyle w:val="Single"/>
-      </w:pPr>
-      <w:r>
-        <w:rPr>
-          <w:i/>
-          <w:iCs/>
-        </w:rPr>
-        <w:t xml:space="preserve">Williams v. Florida</w:t>
-      </w:r>
-      <w:r>
-        <w:t xml:space="preserve">, 399 U.S. 78 (1997) ........ 18, 29</w:t>
-      </w:r>
-    </w:p>
-    <w:p>
-      <w:pPr>
-        <w:pStyle w:val="Heading2"/>
-      </w:pPr>
-      <w:bookmarkStart w:id="114" w:name="_064e43a92b39d79fcfaea2f697ac7053673abb7"/>
+    </w:p>
+    <w:p>
+      <w:pPr>
+        <w:keepLines/>
+        <w:tabs>
+          <w:tab w:val="right" w:leader="dot" w:pos="9360"/>
+        </w:tabs>
+        <w:spacing w:before="322" w:after="0" w:line="322" w:lineRule="exact"/>
+        <w:ind w:left="720" w:right="350" w:hanging="720"/>
+        <w:jc w:val="left"/>
+      </w:pPr>
+      <w:r>
+        <w:rPr>
+          <w:i/>
+          <w:iCs/>
+        </w:rPr>
+        <w:t xml:space="preserve">Alexander</w:t>
+      </w:r>
+      <w:r>
+        <w:rPr>
+          <w:i/>
+          <w:iCs/>
+        </w:rPr>
+        <w:t xml:space="preserve"> </w:t>
+      </w:r>
+      <w:r>
+        <w:rPr>
+          <w:i/>
+          <w:iCs/>
+        </w:rPr>
+        <w:t xml:space="preserve">v.</w:t>
+      </w:r>
+      <w:r>
+        <w:rPr>
+          <w:i/>
+          <w:iCs/>
+        </w:rPr>
+        <w:t xml:space="preserve"> </w:t>
+      </w:r>
+      <w:r>
+        <w:rPr>
+          <w:i/>
+          <w:iCs/>
+        </w:rPr>
+        <w:t xml:space="preserve">State</w:t>
+      </w:r>
+      <w:r>
+        <w:t xml:space="preserve">,</w:t>
+      </w:r>
+      <w:r>
+        <w:t xml:space="preserve"> </w:t>
+      </w:r>
+      <w:r>
+        <w:t xml:space="preserve">919</w:t>
+      </w:r>
+      <w:r>
+        <w:t xml:space="preserve"> </w:t>
+      </w:r>
+      <w:r>
+        <w:t xml:space="preserve">S.W.2d</w:t>
+      </w:r>
+      <w:r>
+        <w:t xml:space="preserve"> </w:t>
+      </w:r>
+      <w:r>
+        <w:t xml:space="preserve">756</w:t>
+      </w:r>
+      <w:r>
+        <w:t xml:space="preserve"> </w:t>
+      </w:r>
+      <w:r>
+        <w:t xml:space="preserve">(Tex.</w:t>
+      </w:r>
+      <w:r>
+        <w:t xml:space="preserve"> </w:t>
+      </w:r>
+      <w:r>
+        <w:t xml:space="preserve">App.—Texarkana</w:t>
+      </w:r>
+      <w:r>
+        <w:t xml:space="preserve"> </w:t>
+      </w:r>
+      <w:r>
+        <w:t xml:space="preserve">1996,</w:t>
+      </w:r>
+      <w:r>
+        <w:t xml:space="preserve"> </w:t>
+      </w:r>
+      <w:r>
+        <w:t xml:space="preserve">no</w:t>
+      </w:r>
+      <w:r>
+        <w:t xml:space="preserve"> </w:t>
+      </w:r>
+      <w:r>
+        <w:t xml:space="preserve">pet.)</w:t>
+      </w:r>
+      <w:r>
+        <w:t xml:space="preserve">   </w:t>
+      </w:r>
+      <w:r>
+        <w:tab/>
+      </w:r>
+      <w:r>
+        <w:t xml:space="preserve">17</w:t>
+      </w:r>
+    </w:p>
+    <w:p>
+      <w:pPr>
+        <w:keepLines/>
+        <w:tabs>
+          <w:tab w:val="right" w:leader="dot" w:pos="9360"/>
+        </w:tabs>
+        <w:spacing w:before="322" w:after="0" w:line="322" w:lineRule="exact"/>
+        <w:ind w:left="720" w:right="630" w:hanging="720"/>
+        <w:jc w:val="left"/>
+      </w:pPr>
+      <w:r>
+        <w:rPr>
+          <w:i/>
+          <w:iCs/>
+        </w:rPr>
+        <w:t xml:space="preserve">Becerra</w:t>
+      </w:r>
+      <w:r>
+        <w:rPr>
+          <w:i/>
+          <w:iCs/>
+        </w:rPr>
+        <w:t xml:space="preserve"> </w:t>
+      </w:r>
+      <w:r>
+        <w:rPr>
+          <w:i/>
+          <w:iCs/>
+        </w:rPr>
+        <w:t xml:space="preserve">v.</w:t>
+      </w:r>
+      <w:r>
+        <w:rPr>
+          <w:i/>
+          <w:iCs/>
+        </w:rPr>
+        <w:t xml:space="preserve"> </w:t>
+      </w:r>
+      <w:r>
+        <w:rPr>
+          <w:i/>
+          <w:iCs/>
+        </w:rPr>
+        <w:t xml:space="preserve">State</w:t>
+      </w:r>
+      <w:r>
+        <w:t xml:space="preserve">,</w:t>
+      </w:r>
+      <w:r>
+        <w:t xml:space="preserve"> </w:t>
+      </w:r>
+      <w:r>
+        <w:t xml:space="preserve">No.</w:t>
+      </w:r>
+      <w:r>
+        <w:t xml:space="preserve"> </w:t>
+      </w:r>
+      <w:r>
+        <w:t xml:space="preserve">10</w:t>
+        <w:noBreakHyphen/>
+        <w:t xml:space="preserve">17</w:t>
+        <w:noBreakHyphen/>
+        <w:t xml:space="preserve">00143-CR,</w:t>
+      </w:r>
+      <w:r>
+        <w:t xml:space="preserve"> </w:t>
+      </w:r>
+      <w:r>
+        <w:t xml:space="preserve">2019</w:t>
+      </w:r>
+      <w:r>
+        <w:t xml:space="preserve"> </w:t>
+      </w:r>
+      <w:r>
+        <w:t xml:space="preserve">Tex.</w:t>
+      </w:r>
+      <w:r>
+        <w:t xml:space="preserve"> </w:t>
+      </w:r>
+      <w:r>
+        <w:t xml:space="preserve">App.</w:t>
+      </w:r>
+      <w:r>
+        <w:t xml:space="preserve"> </w:t>
+      </w:r>
+      <w:r>
+        <w:t xml:space="preserve">LEXIS</w:t>
+      </w:r>
+      <w:r>
+        <w:t xml:space="preserve"> </w:t>
+      </w:r>
+      <w:r>
+        <w:t xml:space="preserve">4850</w:t>
+      </w:r>
+      <w:r>
+        <w:t xml:space="preserve"> </w:t>
+      </w:r>
+      <w:r>
+        <w:t xml:space="preserve">(Tex.</w:t>
+      </w:r>
+      <w:r>
+        <w:t xml:space="preserve"> </w:t>
+      </w:r>
+      <w:r>
+        <w:t xml:space="preserve">App.—Waco</w:t>
+      </w:r>
+      <w:r>
+        <w:t xml:space="preserve"> </w:t>
+      </w:r>
+      <w:r>
+        <w:t xml:space="preserve">June</w:t>
+      </w:r>
+      <w:r>
+        <w:t xml:space="preserve"> </w:t>
+      </w:r>
+      <w:r>
+        <w:t xml:space="preserve">12,</w:t>
+      </w:r>
+      <w:r>
+        <w:t xml:space="preserve"> </w:t>
+      </w:r>
+      <w:r>
+        <w:t xml:space="preserve">2019)</w:t>
+      </w:r>
+      <w:r>
+        <w:t xml:space="preserve"> </w:t>
+      </w:r>
+      <w:r>
+        <w:t xml:space="preserve">(not</w:t>
+      </w:r>
+      <w:r>
+        <w:t xml:space="preserve"> </w:t>
+      </w:r>
+      <w:r>
+        <w:t xml:space="preserve">designated</w:t>
+      </w:r>
+      <w:r>
+        <w:t xml:space="preserve"> </w:t>
+      </w:r>
+      <w:r>
+        <w:t xml:space="preserve">for</w:t>
+      </w:r>
+      <w:r>
+        <w:t xml:space="preserve"> </w:t>
+      </w:r>
+      <w:r>
+        <w:t xml:space="preserve">publication)</w:t>
+      </w:r>
+      <w:r>
+        <w:t xml:space="preserve">   </w:t>
+      </w:r>
+      <w:r>
+        <w:tab/>
+      </w:r>
+      <w:r>
+        <w:t xml:space="preserve">2, 25</w:t>
+      </w:r>
+    </w:p>
+    <w:p>
+      <w:pPr>
+        <w:keepLines/>
+        <w:tabs>
+          <w:tab w:val="right" w:leader="dot" w:pos="9360"/>
+        </w:tabs>
+        <w:spacing w:before="322" w:after="0" w:line="322" w:lineRule="exact"/>
+        <w:ind w:left="720" w:right="630" w:hanging="720"/>
+        <w:jc w:val="left"/>
+      </w:pPr>
+      <w:r>
+        <w:rPr>
+          <w:i/>
+          <w:iCs/>
+        </w:rPr>
+        <w:t xml:space="preserve">Becerra</w:t>
+      </w:r>
+      <w:r>
+        <w:rPr>
+          <w:i/>
+          <w:iCs/>
+        </w:rPr>
+        <w:t xml:space="preserve"> </w:t>
+      </w:r>
+      <w:r>
+        <w:rPr>
+          <w:i/>
+          <w:iCs/>
+        </w:rPr>
+        <w:t xml:space="preserve">v.</w:t>
+      </w:r>
+      <w:r>
+        <w:rPr>
+          <w:i/>
+          <w:iCs/>
+        </w:rPr>
+        <w:t xml:space="preserve"> </w:t>
+      </w:r>
+      <w:r>
+        <w:rPr>
+          <w:i/>
+          <w:iCs/>
+        </w:rPr>
+        <w:t xml:space="preserve">State</w:t>
+      </w:r>
+      <w:r>
+        <w:t xml:space="preserve">,</w:t>
+      </w:r>
+      <w:r>
+        <w:t xml:space="preserve"> </w:t>
+      </w:r>
+      <w:r>
+        <w:t xml:space="preserve">620</w:t>
+      </w:r>
+      <w:r>
+        <w:t xml:space="preserve"> </w:t>
+      </w:r>
+      <w:r>
+        <w:t xml:space="preserve">S.W.3d</w:t>
+      </w:r>
+      <w:r>
+        <w:t xml:space="preserve"> </w:t>
+      </w:r>
+      <w:r>
+        <w:t xml:space="preserve">745</w:t>
+      </w:r>
+      <w:r>
+        <w:t xml:space="preserve"> </w:t>
+      </w:r>
+      <w:r>
+        <w:t xml:space="preserve">(Tex.</w:t>
+      </w:r>
+      <w:r>
+        <w:t xml:space="preserve"> </w:t>
+      </w:r>
+      <w:r>
+        <w:t xml:space="preserve">Crim.</w:t>
+      </w:r>
+      <w:r>
+        <w:t xml:space="preserve"> </w:t>
+      </w:r>
+      <w:r>
+        <w:t xml:space="preserve">App.</w:t>
+      </w:r>
+      <w:r>
+        <w:t xml:space="preserve"> </w:t>
+      </w:r>
+      <w:r>
+        <w:t xml:space="preserve">2021)</w:t>
+      </w:r>
+      <w:r>
+        <w:t xml:space="preserve">   </w:t>
+      </w:r>
+      <w:r>
+        <w:tab/>
+      </w:r>
+      <w:r>
+        <w:t xml:space="preserve">3, 28</w:t>
+      </w:r>
+    </w:p>
+    <w:p>
+      <w:pPr>
+        <w:keepLines/>
+        <w:tabs>
+          <w:tab w:val="right" w:leader="dot" w:pos="9360"/>
+        </w:tabs>
+        <w:spacing w:before="322" w:after="0" w:line="322" w:lineRule="exact"/>
+        <w:ind w:left="720" w:right="770" w:hanging="720"/>
+        <w:jc w:val="left"/>
+      </w:pPr>
+      <w:r>
+        <w:rPr>
+          <w:i/>
+          <w:iCs/>
+        </w:rPr>
+        <w:t xml:space="preserve">Colburn</w:t>
+      </w:r>
+      <w:r>
+        <w:rPr>
+          <w:i/>
+          <w:iCs/>
+        </w:rPr>
+        <w:t xml:space="preserve"> </w:t>
+      </w:r>
+      <w:r>
+        <w:rPr>
+          <w:i/>
+          <w:iCs/>
+        </w:rPr>
+        <w:t xml:space="preserve">v.</w:t>
+      </w:r>
+      <w:r>
+        <w:rPr>
+          <w:i/>
+          <w:iCs/>
+        </w:rPr>
+        <w:t xml:space="preserve"> </w:t>
+      </w:r>
+      <w:r>
+        <w:rPr>
+          <w:i/>
+          <w:iCs/>
+        </w:rPr>
+        <w:t xml:space="preserve">State</w:t>
+      </w:r>
+      <w:r>
+        <w:t xml:space="preserve">,</w:t>
+      </w:r>
+      <w:r>
+        <w:t xml:space="preserve"> </w:t>
+      </w:r>
+      <w:r>
+        <w:t xml:space="preserve">966</w:t>
+      </w:r>
+      <w:r>
+        <w:t xml:space="preserve"> </w:t>
+      </w:r>
+      <w:r>
+        <w:t xml:space="preserve">S.W.2d</w:t>
+      </w:r>
+      <w:r>
+        <w:t xml:space="preserve"> </w:t>
+      </w:r>
+      <w:r>
+        <w:t xml:space="preserve">511</w:t>
+      </w:r>
+      <w:r>
+        <w:t xml:space="preserve"> </w:t>
+      </w:r>
+      <w:r>
+        <w:t xml:space="preserve">(Tex.</w:t>
+      </w:r>
+      <w:r>
+        <w:t xml:space="preserve"> </w:t>
+      </w:r>
+      <w:r>
+        <w:t xml:space="preserve">Crim.</w:t>
+      </w:r>
+      <w:r>
+        <w:t xml:space="preserve"> </w:t>
+      </w:r>
+      <w:r>
+        <w:t xml:space="preserve">App.</w:t>
+      </w:r>
+      <w:r>
+        <w:t xml:space="preserve"> </w:t>
+      </w:r>
+      <w:r>
+        <w:t xml:space="preserve">1998)</w:t>
+      </w:r>
+      <w:r>
+        <w:t xml:space="preserve">   </w:t>
+      </w:r>
+      <w:r>
+        <w:tab/>
+      </w:r>
+      <w:r>
+        <w:t xml:space="preserve">19, 33</w:t>
+      </w:r>
+    </w:p>
+    <w:p>
+      <w:pPr>
+        <w:keepLines/>
+        <w:tabs>
+          <w:tab w:val="right" w:leader="dot" w:pos="9360"/>
+        </w:tabs>
+        <w:spacing w:before="322" w:after="0" w:line="322" w:lineRule="exact"/>
+        <w:ind w:left="720" w:right="770" w:hanging="720"/>
+        <w:jc w:val="left"/>
+      </w:pPr>
+      <w:r>
+        <w:rPr>
+          <w:i/>
+          <w:iCs/>
+        </w:rPr>
+        <w:t xml:space="preserve">Foster</w:t>
+      </w:r>
+      <w:r>
+        <w:rPr>
+          <w:i/>
+          <w:iCs/>
+        </w:rPr>
+        <w:t xml:space="preserve"> </w:t>
+      </w:r>
+      <w:r>
+        <w:rPr>
+          <w:i/>
+          <w:iCs/>
+        </w:rPr>
+        <w:t xml:space="preserve">v.</w:t>
+      </w:r>
+      <w:r>
+        <w:rPr>
+          <w:i/>
+          <w:iCs/>
+        </w:rPr>
+        <w:t xml:space="preserve"> </w:t>
+      </w:r>
+      <w:r>
+        <w:rPr>
+          <w:i/>
+          <w:iCs/>
+        </w:rPr>
+        <w:t xml:space="preserve">State</w:t>
+      </w:r>
+      <w:r>
+        <w:t xml:space="preserve">,</w:t>
+      </w:r>
+      <w:r>
+        <w:t xml:space="preserve"> </w:t>
+      </w:r>
+      <w:r>
+        <w:t xml:space="preserve">8</w:t>
+      </w:r>
+      <w:r>
+        <w:t xml:space="preserve"> </w:t>
+      </w:r>
+      <w:r>
+        <w:t xml:space="preserve">S.W.3d</w:t>
+      </w:r>
+      <w:r>
+        <w:t xml:space="preserve"> </w:t>
+      </w:r>
+      <w:r>
+        <w:t xml:space="preserve">445</w:t>
+      </w:r>
+      <w:r>
+        <w:t xml:space="preserve"> </w:t>
+      </w:r>
+      <w:r>
+        <w:t xml:space="preserve">(Tex.</w:t>
+      </w:r>
+      <w:r>
+        <w:t xml:space="preserve"> </w:t>
+      </w:r>
+      <w:r>
+        <w:t xml:space="preserve">App.—Waco</w:t>
+      </w:r>
+      <w:r>
+        <w:t xml:space="preserve"> </w:t>
+      </w:r>
+      <w:r>
+        <w:t xml:space="preserve">1999,</w:t>
+      </w:r>
+      <w:r>
+        <w:t xml:space="preserve"> </w:t>
+      </w:r>
+      <w:r>
+        <w:t xml:space="preserve">no</w:t>
+      </w:r>
+      <w:r>
+        <w:t xml:space="preserve"> </w:t>
+      </w:r>
+      <w:r>
+        <w:t xml:space="preserve">pet.)</w:t>
+      </w:r>
+      <w:r>
+        <w:t xml:space="preserve">   </w:t>
+      </w:r>
+      <w:r>
+        <w:tab/>
+      </w:r>
+      <w:r>
+        <w:t xml:space="preserve">17, 29</w:t>
+      </w:r>
+    </w:p>
+    <w:p>
+      <w:pPr>
+        <w:keepLines/>
+        <w:tabs>
+          <w:tab w:val="right" w:leader="dot" w:pos="9360"/>
+        </w:tabs>
+        <w:spacing w:before="322" w:after="0" w:line="322" w:lineRule="exact"/>
+        <w:ind w:left="720" w:right="1190" w:hanging="720"/>
+        <w:jc w:val="left"/>
+      </w:pPr>
+      <w:r>
+        <w:rPr>
+          <w:i/>
+          <w:iCs/>
+        </w:rPr>
+        <w:t xml:space="preserve">Gonzalez</w:t>
+      </w:r>
+      <w:r>
+        <w:rPr>
+          <w:i/>
+          <w:iCs/>
+        </w:rPr>
+        <w:t xml:space="preserve"> </w:t>
+      </w:r>
+      <w:r>
+        <w:rPr>
+          <w:i/>
+          <w:iCs/>
+        </w:rPr>
+        <w:t xml:space="preserve">v.</w:t>
+      </w:r>
+      <w:r>
+        <w:rPr>
+          <w:i/>
+          <w:iCs/>
+        </w:rPr>
+        <w:t xml:space="preserve"> </w:t>
+      </w:r>
+      <w:r>
+        <w:rPr>
+          <w:i/>
+          <w:iCs/>
+        </w:rPr>
+        <w:t xml:space="preserve">State</w:t>
+      </w:r>
+      <w:r>
+        <w:t xml:space="preserve">,</w:t>
+      </w:r>
+      <w:r>
+        <w:t xml:space="preserve"> </w:t>
+      </w:r>
+      <w:r>
+        <w:t xml:space="preserve">616</w:t>
+      </w:r>
+      <w:r>
+        <w:t xml:space="preserve"> </w:t>
+      </w:r>
+      <w:r>
+        <w:t xml:space="preserve">S.W.3d</w:t>
+      </w:r>
+      <w:r>
+        <w:t xml:space="preserve"> </w:t>
+      </w:r>
+      <w:r>
+        <w:t xml:space="preserve">585</w:t>
+      </w:r>
+      <w:r>
+        <w:t xml:space="preserve"> </w:t>
+      </w:r>
+      <w:r>
+        <w:t xml:space="preserve">(Tex.</w:t>
+      </w:r>
+      <w:r>
+        <w:t xml:space="preserve"> </w:t>
+      </w:r>
+      <w:r>
+        <w:t xml:space="preserve">Crim.</w:t>
+      </w:r>
+      <w:r>
+        <w:t xml:space="preserve"> </w:t>
+      </w:r>
+      <w:r>
+        <w:t xml:space="preserve">App.</w:t>
+      </w:r>
+      <w:r>
+        <w:t xml:space="preserve"> </w:t>
+      </w:r>
+      <w:r>
+        <w:t xml:space="preserve">2020)</w:t>
+      </w:r>
+      <w:r>
+        <w:t xml:space="preserve">   </w:t>
+      </w:r>
+      <w:r>
+        <w:tab/>
+      </w:r>
+      <w:r>
+        <w:t xml:space="preserve">26, 34–39</w:t>
+      </w:r>
+    </w:p>
+    <w:p>
+      <w:pPr>
+        <w:keepLines/>
+        <w:tabs>
+          <w:tab w:val="right" w:leader="dot" w:pos="9360"/>
+        </w:tabs>
+        <w:spacing w:before="322" w:after="0" w:line="322" w:lineRule="exact"/>
+        <w:ind w:left="720" w:right="350" w:hanging="720"/>
+        <w:jc w:val="left"/>
+      </w:pPr>
+      <w:r>
+        <w:rPr>
+          <w:i/>
+          <w:iCs/>
+        </w:rPr>
+        <w:t xml:space="preserve">Harris</w:t>
+      </w:r>
+      <w:r>
+        <w:rPr>
+          <w:i/>
+          <w:iCs/>
+        </w:rPr>
+        <w:t xml:space="preserve"> </w:t>
+      </w:r>
+      <w:r>
+        <w:rPr>
+          <w:i/>
+          <w:iCs/>
+        </w:rPr>
+        <w:t xml:space="preserve">v.</w:t>
+      </w:r>
+      <w:r>
+        <w:rPr>
+          <w:i/>
+          <w:iCs/>
+        </w:rPr>
+        <w:t xml:space="preserve"> </w:t>
+      </w:r>
+      <w:r>
+        <w:rPr>
+          <w:i/>
+          <w:iCs/>
+        </w:rPr>
+        <w:t xml:space="preserve">State</w:t>
+      </w:r>
+      <w:r>
+        <w:t xml:space="preserve">,</w:t>
+      </w:r>
+      <w:r>
+        <w:t xml:space="preserve"> </w:t>
+      </w:r>
+      <w:r>
+        <w:t xml:space="preserve">790</w:t>
+      </w:r>
+      <w:r>
+        <w:t xml:space="preserve"> </w:t>
+      </w:r>
+      <w:r>
+        <w:t xml:space="preserve">S.W.2d</w:t>
+      </w:r>
+      <w:r>
+        <w:t xml:space="preserve"> </w:t>
+      </w:r>
+      <w:r>
+        <w:t xml:space="preserve">568</w:t>
+      </w:r>
+      <w:r>
+        <w:t xml:space="preserve"> </w:t>
+      </w:r>
+      <w:r>
+        <w:t xml:space="preserve">(Tex.</w:t>
+      </w:r>
+      <w:r>
+        <w:t xml:space="preserve"> </w:t>
+      </w:r>
+      <w:r>
+        <w:t xml:space="preserve">Crim.</w:t>
+      </w:r>
+      <w:r>
+        <w:t xml:space="preserve"> </w:t>
+      </w:r>
+      <w:r>
+        <w:t xml:space="preserve">App.</w:t>
+      </w:r>
+      <w:r>
+        <w:t xml:space="preserve"> </w:t>
+      </w:r>
+      <w:r>
+        <w:t xml:space="preserve">1989)</w:t>
+      </w:r>
+      <w:r>
+        <w:t xml:space="preserve">   </w:t>
+      </w:r>
+      <w:r>
+        <w:tab/>
+      </w:r>
+      <w:r>
+        <w:t xml:space="preserve">19</w:t>
+      </w:r>
+    </w:p>
+    <w:p>
+      <w:pPr>
+        <w:keepLines/>
+        <w:tabs>
+          <w:tab w:val="right" w:leader="dot" w:pos="9360"/>
+        </w:tabs>
+        <w:spacing w:before="322" w:after="0" w:line="322" w:lineRule="exact"/>
+        <w:ind w:left="720" w:right="350" w:hanging="720"/>
+        <w:jc w:val="left"/>
+      </w:pPr>
+      <w:r>
+        <w:rPr>
+          <w:i/>
+          <w:iCs/>
+        </w:rPr>
+        <w:t xml:space="preserve">Ibarra</w:t>
+      </w:r>
+      <w:r>
+        <w:rPr>
+          <w:i/>
+          <w:iCs/>
+        </w:rPr>
+        <w:t xml:space="preserve"> </w:t>
+      </w:r>
+      <w:r>
+        <w:rPr>
+          <w:i/>
+          <w:iCs/>
+        </w:rPr>
+        <w:t xml:space="preserve">v.</w:t>
+      </w:r>
+      <w:r>
+        <w:rPr>
+          <w:i/>
+          <w:iCs/>
+        </w:rPr>
+        <w:t xml:space="preserve"> </w:t>
+      </w:r>
+      <w:r>
+        <w:rPr>
+          <w:i/>
+          <w:iCs/>
+        </w:rPr>
+        <w:t xml:space="preserve">State</w:t>
+      </w:r>
+      <w:r>
+        <w:t xml:space="preserve">,</w:t>
+      </w:r>
+      <w:r>
+        <w:t xml:space="preserve"> </w:t>
+      </w:r>
+      <w:r>
+        <w:t xml:space="preserve">11</w:t>
+      </w:r>
+      <w:r>
+        <w:t xml:space="preserve"> </w:t>
+      </w:r>
+      <w:r>
+        <w:t xml:space="preserve">S.W.3d</w:t>
+      </w:r>
+      <w:r>
+        <w:t xml:space="preserve"> </w:t>
+      </w:r>
+      <w:r>
+        <w:t xml:space="preserve">189</w:t>
+      </w:r>
+      <w:r>
+        <w:t xml:space="preserve"> </w:t>
+      </w:r>
+      <w:r>
+        <w:t xml:space="preserve">(Tex.</w:t>
+      </w:r>
+      <w:r>
+        <w:t xml:space="preserve"> </w:t>
+      </w:r>
+      <w:r>
+        <w:t xml:space="preserve">Crim.</w:t>
+      </w:r>
+      <w:r>
+        <w:t xml:space="preserve"> </w:t>
+      </w:r>
+      <w:r>
+        <w:t xml:space="preserve">App.</w:t>
+      </w:r>
+      <w:r>
+        <w:t xml:space="preserve"> </w:t>
+      </w:r>
+      <w:r>
+        <w:t xml:space="preserve">1999)</w:t>
+      </w:r>
+      <w:r>
+        <w:t xml:space="preserve">   </w:t>
+      </w:r>
+      <w:r>
+        <w:tab/>
+      </w:r>
+      <w:r>
+        <w:t xml:space="preserve">17</w:t>
+      </w:r>
+    </w:p>
+    <w:p>
+      <w:pPr>
+        <w:keepLines/>
+        <w:tabs>
+          <w:tab w:val="right" w:leader="dot" w:pos="9360"/>
+        </w:tabs>
+        <w:spacing w:before="322" w:after="0" w:line="322" w:lineRule="exact"/>
+        <w:ind w:left="720" w:right="350" w:hanging="720"/>
+        <w:jc w:val="left"/>
+      </w:pPr>
+      <w:r>
+        <w:rPr>
+          <w:i/>
+          <w:iCs/>
+        </w:rPr>
+        <w:t xml:space="preserve">King</w:t>
+      </w:r>
+      <w:r>
+        <w:rPr>
+          <w:i/>
+          <w:iCs/>
+        </w:rPr>
+        <w:t xml:space="preserve"> </w:t>
+      </w:r>
+      <w:r>
+        <w:rPr>
+          <w:i/>
+          <w:iCs/>
+        </w:rPr>
+        <w:t xml:space="preserve">v.</w:t>
+      </w:r>
+      <w:r>
+        <w:rPr>
+          <w:i/>
+          <w:iCs/>
+        </w:rPr>
+        <w:t xml:space="preserve"> </w:t>
+      </w:r>
+      <w:r>
+        <w:rPr>
+          <w:i/>
+          <w:iCs/>
+        </w:rPr>
+        <w:t xml:space="preserve">State</w:t>
+      </w:r>
+      <w:r>
+        <w:t xml:space="preserve">,</w:t>
+      </w:r>
+      <w:r>
+        <w:t xml:space="preserve"> </w:t>
+      </w:r>
+      <w:r>
+        <w:t xml:space="preserve">953</w:t>
+      </w:r>
+      <w:r>
+        <w:t xml:space="preserve"> </w:t>
+      </w:r>
+      <w:r>
+        <w:t xml:space="preserve">S.W.2d</w:t>
+      </w:r>
+      <w:r>
+        <w:t xml:space="preserve"> </w:t>
+      </w:r>
+      <w:r>
+        <w:t xml:space="preserve">266</w:t>
+      </w:r>
+      <w:r>
+        <w:t xml:space="preserve"> </w:t>
+      </w:r>
+      <w:r>
+        <w:t xml:space="preserve">(Tex.</w:t>
+      </w:r>
+      <w:r>
+        <w:t xml:space="preserve"> </w:t>
+      </w:r>
+      <w:r>
+        <w:t xml:space="preserve">Crim.</w:t>
+      </w:r>
+      <w:r>
+        <w:t xml:space="preserve"> </w:t>
+      </w:r>
+      <w:r>
+        <w:t xml:space="preserve">App.</w:t>
+      </w:r>
+      <w:r>
+        <w:t xml:space="preserve"> </w:t>
+      </w:r>
+      <w:r>
+        <w:t xml:space="preserve">1997)</w:t>
+      </w:r>
+      <w:r>
+        <w:t xml:space="preserve">   </w:t>
+      </w:r>
+      <w:r>
+        <w:tab/>
+      </w:r>
+      <w:r>
+        <w:t xml:space="preserve">19</w:t>
+      </w:r>
+    </w:p>
+    <w:p>
+      <w:pPr>
+        <w:keepLines/>
+        <w:tabs>
+          <w:tab w:val="right" w:leader="dot" w:pos="9360"/>
+        </w:tabs>
+        <w:spacing w:before="322" w:after="0" w:line="322" w:lineRule="exact"/>
+        <w:ind w:left="720" w:right="630" w:hanging="720"/>
+        <w:jc w:val="left"/>
+      </w:pPr>
+      <w:r>
+        <w:rPr>
+          <w:i/>
+          <w:iCs/>
+        </w:rPr>
+        <w:t xml:space="preserve">Laws</w:t>
+      </w:r>
+      <w:r>
+        <w:rPr>
+          <w:i/>
+          <w:iCs/>
+        </w:rPr>
+        <w:t xml:space="preserve"> </w:t>
+      </w:r>
+      <w:r>
+        <w:rPr>
+          <w:i/>
+          <w:iCs/>
+        </w:rPr>
+        <w:t xml:space="preserve">v.</w:t>
+      </w:r>
+      <w:r>
+        <w:rPr>
+          <w:i/>
+          <w:iCs/>
+        </w:rPr>
+        <w:t xml:space="preserve"> </w:t>
+      </w:r>
+      <w:r>
+        <w:rPr>
+          <w:i/>
+          <w:iCs/>
+        </w:rPr>
+        <w:t xml:space="preserve">State</w:t>
+      </w:r>
+      <w:r>
+        <w:t xml:space="preserve">,</w:t>
+      </w:r>
+      <w:r>
+        <w:t xml:space="preserve"> </w:t>
+      </w:r>
+      <w:r>
+        <w:t xml:space="preserve">640</w:t>
+      </w:r>
+      <w:r>
+        <w:t xml:space="preserve"> </w:t>
+      </w:r>
+      <w:r>
+        <w:t xml:space="preserve">S.W.3d</w:t>
+      </w:r>
+      <w:r>
+        <w:t xml:space="preserve"> </w:t>
+      </w:r>
+      <w:r>
+        <w:t xml:space="preserve">227</w:t>
+      </w:r>
+      <w:r>
+        <w:t xml:space="preserve"> </w:t>
+      </w:r>
+      <w:r>
+        <w:t xml:space="preserve">(Tex.</w:t>
+      </w:r>
+      <w:r>
+        <w:t xml:space="preserve"> </w:t>
+      </w:r>
+      <w:r>
+        <w:t xml:space="preserve">Crim.</w:t>
+      </w:r>
+      <w:r>
+        <w:t xml:space="preserve"> </w:t>
+      </w:r>
+      <w:r>
+        <w:t xml:space="preserve">App.</w:t>
+      </w:r>
+      <w:r>
+        <w:t xml:space="preserve"> </w:t>
+      </w:r>
+      <w:r>
+        <w:t xml:space="preserve">2022)</w:t>
+      </w:r>
+      <w:r>
+        <w:t xml:space="preserve">   </w:t>
+      </w:r>
+      <w:r>
+        <w:tab/>
+      </w:r>
+      <w:r>
+        <w:t xml:space="preserve">1, 12</w:t>
+      </w:r>
+    </w:p>
+    <w:p>
+      <w:pPr>
+        <w:keepLines/>
+        <w:tabs>
+          <w:tab w:val="right" w:leader="dot" w:pos="9360"/>
+        </w:tabs>
+        <w:spacing w:before="322" w:after="0" w:line="322" w:lineRule="exact"/>
+        <w:ind w:left="720" w:right="350" w:hanging="720"/>
+        <w:jc w:val="left"/>
+      </w:pPr>
+      <w:r>
+        <w:rPr>
+          <w:i/>
+          <w:iCs/>
+        </w:rPr>
+        <w:t xml:space="preserve">McQuarrie</w:t>
+      </w:r>
+      <w:r>
+        <w:rPr>
+          <w:i/>
+          <w:iCs/>
+        </w:rPr>
+        <w:t xml:space="preserve"> </w:t>
+      </w:r>
+      <w:r>
+        <w:rPr>
+          <w:i/>
+          <w:iCs/>
+        </w:rPr>
+        <w:t xml:space="preserve">v.</w:t>
+      </w:r>
+      <w:r>
+        <w:rPr>
+          <w:i/>
+          <w:iCs/>
+        </w:rPr>
+        <w:t xml:space="preserve"> </w:t>
+      </w:r>
+      <w:r>
+        <w:rPr>
+          <w:i/>
+          <w:iCs/>
+        </w:rPr>
+        <w:t xml:space="preserve">State</w:t>
+      </w:r>
+      <w:r>
+        <w:t xml:space="preserve">,</w:t>
+      </w:r>
+      <w:r>
+        <w:t xml:space="preserve"> </w:t>
+      </w:r>
+      <w:r>
+        <w:t xml:space="preserve">380</w:t>
+      </w:r>
+      <w:r>
+        <w:t xml:space="preserve"> </w:t>
+      </w:r>
+      <w:r>
+        <w:t xml:space="preserve">S.W.3d</w:t>
+      </w:r>
+      <w:r>
+        <w:t xml:space="preserve"> </w:t>
+      </w:r>
+      <w:r>
+        <w:t xml:space="preserve">145</w:t>
+      </w:r>
+      <w:r>
+        <w:t xml:space="preserve"> </w:t>
+      </w:r>
+      <w:r>
+        <w:t xml:space="preserve">(Tex.</w:t>
+      </w:r>
+      <w:r>
+        <w:t xml:space="preserve"> </w:t>
+      </w:r>
+      <w:r>
+        <w:t xml:space="preserve">Crim.</w:t>
+      </w:r>
+      <w:r>
+        <w:t xml:space="preserve"> </w:t>
+      </w:r>
+      <w:r>
+        <w:t xml:space="preserve">App.</w:t>
+      </w:r>
+      <w:r>
+        <w:t xml:space="preserve"> </w:t>
+      </w:r>
+      <w:r>
+        <w:t xml:space="preserve">2012)</w:t>
+      </w:r>
+      <w:r>
+        <w:t xml:space="preserve">   </w:t>
+      </w:r>
+      <w:r>
+        <w:tab/>
+      </w:r>
+      <w:r>
+        <w:t xml:space="preserve">15</w:t>
+      </w:r>
+    </w:p>
+    <w:p>
+      <w:pPr>
+        <w:keepLines/>
+        <w:tabs>
+          <w:tab w:val="right" w:leader="dot" w:pos="9360"/>
+        </w:tabs>
+        <w:spacing w:before="322" w:after="0" w:line="322" w:lineRule="exact"/>
+        <w:ind w:left="720" w:right="770" w:hanging="720"/>
+        <w:jc w:val="left"/>
+      </w:pPr>
+      <w:r>
+        <w:rPr>
+          <w:i/>
+          <w:iCs/>
+        </w:rPr>
+        <w:t xml:space="preserve">Motilla</w:t>
+      </w:r>
+      <w:r>
+        <w:rPr>
+          <w:i/>
+          <w:iCs/>
+        </w:rPr>
+        <w:t xml:space="preserve"> </w:t>
+      </w:r>
+      <w:r>
+        <w:rPr>
+          <w:i/>
+          <w:iCs/>
+        </w:rPr>
+        <w:t xml:space="preserve">v.</w:t>
+      </w:r>
+      <w:r>
+        <w:rPr>
+          <w:i/>
+          <w:iCs/>
+        </w:rPr>
+        <w:t xml:space="preserve"> </w:t>
+      </w:r>
+      <w:r>
+        <w:rPr>
+          <w:i/>
+          <w:iCs/>
+        </w:rPr>
+        <w:t xml:space="preserve">State</w:t>
+      </w:r>
+      <w:r>
+        <w:t xml:space="preserve">,</w:t>
+      </w:r>
+      <w:r>
+        <w:t xml:space="preserve"> </w:t>
+      </w:r>
+      <w:r>
+        <w:t xml:space="preserve">78</w:t>
+      </w:r>
+      <w:r>
+        <w:t xml:space="preserve"> </w:t>
+      </w:r>
+      <w:r>
+        <w:t xml:space="preserve">S.W.3d</w:t>
+      </w:r>
+      <w:r>
+        <w:t xml:space="preserve"> </w:t>
+      </w:r>
+      <w:r>
+        <w:t xml:space="preserve">352</w:t>
+      </w:r>
+      <w:r>
+        <w:t xml:space="preserve"> </w:t>
+      </w:r>
+      <w:r>
+        <w:t xml:space="preserve">(Tex.</w:t>
+      </w:r>
+      <w:r>
+        <w:t xml:space="preserve"> </w:t>
+      </w:r>
+      <w:r>
+        <w:t xml:space="preserve">Crim.</w:t>
+      </w:r>
+      <w:r>
+        <w:t xml:space="preserve"> </w:t>
+      </w:r>
+      <w:r>
+        <w:t xml:space="preserve">App.</w:t>
+      </w:r>
+      <w:r>
+        <w:t xml:space="preserve"> </w:t>
+      </w:r>
+      <w:r>
+        <w:t xml:space="preserve">2002)</w:t>
+      </w:r>
+      <w:r>
+        <w:t xml:space="preserve">   </w:t>
+      </w:r>
+      <w:r>
+        <w:tab/>
+      </w:r>
+      <w:r>
+        <w:t xml:space="preserve">19, 43</w:t>
+      </w:r>
+    </w:p>
+    <w:p>
+      <w:pPr>
+        <w:keepLines/>
+        <w:tabs>
+          <w:tab w:val="right" w:leader="dot" w:pos="9360"/>
+        </w:tabs>
+        <w:spacing w:before="322" w:after="0" w:line="322" w:lineRule="exact"/>
+        <w:ind w:left="720" w:right="1190" w:hanging="720"/>
+        <w:jc w:val="left"/>
+      </w:pPr>
+      <w:r>
+        <w:rPr>
+          <w:i/>
+          <w:iCs/>
+        </w:rPr>
+        <w:t xml:space="preserve">Ocon</w:t>
+      </w:r>
+      <w:r>
+        <w:rPr>
+          <w:i/>
+          <w:iCs/>
+        </w:rPr>
+        <w:t xml:space="preserve"> </w:t>
+      </w:r>
+      <w:r>
+        <w:rPr>
+          <w:i/>
+          <w:iCs/>
+        </w:rPr>
+        <w:t xml:space="preserve">v.</w:t>
+      </w:r>
+      <w:r>
+        <w:rPr>
+          <w:i/>
+          <w:iCs/>
+        </w:rPr>
+        <w:t xml:space="preserve"> </w:t>
+      </w:r>
+      <w:r>
+        <w:rPr>
+          <w:i/>
+          <w:iCs/>
+        </w:rPr>
+        <w:t xml:space="preserve">State</w:t>
+      </w:r>
+      <w:r>
+        <w:t xml:space="preserve">,</w:t>
+      </w:r>
+      <w:r>
+        <w:t xml:space="preserve"> </w:t>
+      </w:r>
+      <w:r>
+        <w:t xml:space="preserve">284</w:t>
+      </w:r>
+      <w:r>
+        <w:t xml:space="preserve"> </w:t>
+      </w:r>
+      <w:r>
+        <w:t xml:space="preserve">S.W.3d</w:t>
+      </w:r>
+      <w:r>
+        <w:t xml:space="preserve"> </w:t>
+      </w:r>
+      <w:r>
+        <w:t xml:space="preserve">880</w:t>
+      </w:r>
+      <w:r>
+        <w:t xml:space="preserve"> </w:t>
+      </w:r>
+      <w:r>
+        <w:t xml:space="preserve">(Tex.</w:t>
+      </w:r>
+      <w:r>
+        <w:t xml:space="preserve"> </w:t>
+      </w:r>
+      <w:r>
+        <w:t xml:space="preserve">Crim.</w:t>
+      </w:r>
+      <w:r>
+        <w:t xml:space="preserve"> </w:t>
+      </w:r>
+      <w:r>
+        <w:t xml:space="preserve">App.</w:t>
+      </w:r>
+      <w:r>
+        <w:t xml:space="preserve"> </w:t>
+      </w:r>
+      <w:r>
+        <w:t xml:space="preserve">2009)</w:t>
+      </w:r>
+      <w:r>
+        <w:t xml:space="preserve">   </w:t>
+      </w:r>
+      <w:r>
+        <w:tab/>
+      </w:r>
+      <w:r>
+        <w:t xml:space="preserve">16–17, 30</w:t>
+      </w:r>
+    </w:p>
+    <w:p>
+      <w:pPr>
+        <w:keepLines/>
+        <w:tabs>
+          <w:tab w:val="right" w:leader="dot" w:pos="9360"/>
+        </w:tabs>
+        <w:spacing w:before="322" w:after="0" w:line="322" w:lineRule="exact"/>
+        <w:ind w:left="720" w:right="770" w:hanging="720"/>
+        <w:jc w:val="left"/>
+      </w:pPr>
+      <w:r>
+        <w:rPr>
+          <w:i/>
+          <w:iCs/>
+        </w:rPr>
+        <w:t xml:space="preserve">Okonkwo</w:t>
+      </w:r>
+      <w:r>
+        <w:rPr>
+          <w:i/>
+          <w:iCs/>
+        </w:rPr>
+        <w:t xml:space="preserve"> </w:t>
+      </w:r>
+      <w:r>
+        <w:rPr>
+          <w:i/>
+          <w:iCs/>
+        </w:rPr>
+        <w:t xml:space="preserve">v.</w:t>
+      </w:r>
+      <w:r>
+        <w:rPr>
+          <w:i/>
+          <w:iCs/>
+        </w:rPr>
+        <w:t xml:space="preserve"> </w:t>
+      </w:r>
+      <w:r>
+        <w:rPr>
+          <w:i/>
+          <w:iCs/>
+        </w:rPr>
+        <w:t xml:space="preserve">State</w:t>
+      </w:r>
+      <w:r>
+        <w:t xml:space="preserve">,</w:t>
+      </w:r>
+      <w:r>
+        <w:t xml:space="preserve"> </w:t>
+      </w:r>
+      <w:r>
+        <w:t xml:space="preserve">398</w:t>
+      </w:r>
+      <w:r>
+        <w:t xml:space="preserve"> </w:t>
+      </w:r>
+      <w:r>
+        <w:t xml:space="preserve">S.W.3d</w:t>
+      </w:r>
+      <w:r>
+        <w:t xml:space="preserve"> </w:t>
+      </w:r>
+      <w:r>
+        <w:t xml:space="preserve">689</w:t>
+      </w:r>
+      <w:r>
+        <w:t xml:space="preserve"> </w:t>
+      </w:r>
+      <w:r>
+        <w:t xml:space="preserve">(Tex.</w:t>
+      </w:r>
+      <w:r>
+        <w:t xml:space="preserve"> </w:t>
+      </w:r>
+      <w:r>
+        <w:t xml:space="preserve">Crim.</w:t>
+      </w:r>
+      <w:r>
+        <w:t xml:space="preserve"> </w:t>
+      </w:r>
+      <w:r>
+        <w:t xml:space="preserve">App.</w:t>
+      </w:r>
+      <w:r>
+        <w:t xml:space="preserve"> </w:t>
+      </w:r>
+      <w:r>
+        <w:t xml:space="preserve">2013)</w:t>
+      </w:r>
+      <w:r>
+        <w:t xml:space="preserve">   </w:t>
+      </w:r>
+      <w:r>
+        <w:tab/>
+      </w:r>
+      <w:r>
+        <w:t xml:space="preserve">14–15</w:t>
+      </w:r>
+    </w:p>
+    <w:p>
+      <w:pPr>
+        <w:keepLines/>
+        <w:tabs>
+          <w:tab w:val="right" w:leader="dot" w:pos="9360"/>
+        </w:tabs>
+        <w:spacing w:before="322" w:after="0" w:line="322" w:lineRule="exact"/>
+        <w:ind w:left="720" w:right="350" w:hanging="720"/>
+        <w:jc w:val="left"/>
+      </w:pPr>
+      <w:r>
+        <w:rPr>
+          <w:i/>
+          <w:iCs/>
+        </w:rPr>
+        <w:t xml:space="preserve">Riley</w:t>
+      </w:r>
+      <w:r>
+        <w:rPr>
+          <w:i/>
+          <w:iCs/>
+        </w:rPr>
+        <w:t xml:space="preserve"> </w:t>
+      </w:r>
+      <w:r>
+        <w:rPr>
+          <w:i/>
+          <w:iCs/>
+        </w:rPr>
+        <w:t xml:space="preserve">v.</w:t>
+      </w:r>
+      <w:r>
+        <w:rPr>
+          <w:i/>
+          <w:iCs/>
+        </w:rPr>
+        <w:t xml:space="preserve"> </w:t>
+      </w:r>
+      <w:r>
+        <w:rPr>
+          <w:i/>
+          <w:iCs/>
+        </w:rPr>
+        <w:t xml:space="preserve">State</w:t>
+      </w:r>
+      <w:r>
+        <w:t xml:space="preserve">,</w:t>
+      </w:r>
+      <w:r>
+        <w:t xml:space="preserve"> </w:t>
+      </w:r>
+      <w:r>
+        <w:t xml:space="preserve">378</w:t>
+      </w:r>
+      <w:r>
+        <w:t xml:space="preserve"> </w:t>
+      </w:r>
+      <w:r>
+        <w:t xml:space="preserve">S.W.3d</w:t>
+      </w:r>
+      <w:r>
+        <w:t xml:space="preserve"> </w:t>
+      </w:r>
+      <w:r>
+        <w:t xml:space="preserve">453</w:t>
+      </w:r>
+      <w:r>
+        <w:t xml:space="preserve"> </w:t>
+      </w:r>
+      <w:r>
+        <w:t xml:space="preserve">(Tex.</w:t>
+      </w:r>
+      <w:r>
+        <w:t xml:space="preserve"> </w:t>
+      </w:r>
+      <w:r>
+        <w:t xml:space="preserve">Crim.</w:t>
+      </w:r>
+      <w:r>
+        <w:t xml:space="preserve"> </w:t>
+      </w:r>
+      <w:r>
+        <w:t xml:space="preserve">App.</w:t>
+      </w:r>
+      <w:r>
+        <w:t xml:space="preserve"> </w:t>
+      </w:r>
+      <w:r>
+        <w:t xml:space="preserve">2012)</w:t>
+      </w:r>
+      <w:r>
+        <w:t xml:space="preserve">   </w:t>
+      </w:r>
+      <w:r>
+        <w:tab/>
+      </w:r>
+      <w:r>
+        <w:t xml:space="preserve">15</w:t>
+      </w:r>
+    </w:p>
+    <w:p>
+      <w:pPr>
+        <w:keepLines/>
+        <w:tabs>
+          <w:tab w:val="right" w:leader="dot" w:pos="9360"/>
+        </w:tabs>
+        <w:spacing w:before="322" w:after="0" w:line="322" w:lineRule="exact"/>
+        <w:ind w:left="720" w:right="770" w:hanging="720"/>
+        <w:jc w:val="left"/>
+      </w:pPr>
+      <w:r>
+        <w:rPr>
+          <w:i/>
+          <w:iCs/>
+        </w:rPr>
+        <w:t xml:space="preserve">Rojas</w:t>
+      </w:r>
+      <w:r>
+        <w:rPr>
+          <w:i/>
+          <w:iCs/>
+        </w:rPr>
+        <w:t xml:space="preserve"> </w:t>
+      </w:r>
+      <w:r>
+        <w:rPr>
+          <w:i/>
+          <w:iCs/>
+        </w:rPr>
+        <w:t xml:space="preserve">v.</w:t>
+      </w:r>
+      <w:r>
+        <w:rPr>
+          <w:i/>
+          <w:iCs/>
+        </w:rPr>
+        <w:t xml:space="preserve"> </w:t>
+      </w:r>
+      <w:r>
+        <w:rPr>
+          <w:i/>
+          <w:iCs/>
+        </w:rPr>
+        <w:t xml:space="preserve">State</w:t>
+      </w:r>
+      <w:r>
+        <w:t xml:space="preserve">,</w:t>
+      </w:r>
+      <w:r>
+        <w:t xml:space="preserve"> </w:t>
+      </w:r>
+      <w:r>
+        <w:t xml:space="preserve">171</w:t>
+      </w:r>
+      <w:r>
+        <w:t xml:space="preserve"> </w:t>
+      </w:r>
+      <w:r>
+        <w:t xml:space="preserve">S.W.3d</w:t>
+      </w:r>
+      <w:r>
+        <w:t xml:space="preserve"> </w:t>
+      </w:r>
+      <w:r>
+        <w:t xml:space="preserve">442</w:t>
+      </w:r>
+      <w:r>
+        <w:t xml:space="preserve"> </w:t>
+      </w:r>
+      <w:r>
+        <w:t xml:space="preserve">(Tex.</w:t>
+      </w:r>
+      <w:r>
+        <w:t xml:space="preserve"> </w:t>
+      </w:r>
+      <w:r>
+        <w:t xml:space="preserve">App.—Houston</w:t>
+      </w:r>
+      <w:r>
+        <w:t xml:space="preserve"> </w:t>
+      </w:r>
+      <w:r>
+        <w:t xml:space="preserve">[14th</w:t>
+      </w:r>
+      <w:r>
+        <w:t xml:space="preserve"> </w:t>
+      </w:r>
+      <w:r>
+        <w:t xml:space="preserve">Dist.]</w:t>
+      </w:r>
+      <w:r>
+        <w:t xml:space="preserve"> </w:t>
+      </w:r>
+      <w:r>
+        <w:t xml:space="preserve">2005,</w:t>
+      </w:r>
+      <w:r>
+        <w:t xml:space="preserve"> </w:t>
+      </w:r>
+      <w:r>
+        <w:t xml:space="preserve">pet.</w:t>
+      </w:r>
+      <w:r>
+        <w:t xml:space="preserve"> </w:t>
+      </w:r>
+      <w:r>
+        <w:t xml:space="preserve">ref’d)</w:t>
+      </w:r>
+      <w:r>
+        <w:t xml:space="preserve">   </w:t>
+      </w:r>
+      <w:r>
+        <w:tab/>
+      </w:r>
+      <w:r>
+        <w:t xml:space="preserve">17, 30</w:t>
+      </w:r>
+    </w:p>
+    <w:p>
+      <w:pPr>
+        <w:keepLines/>
+        <w:tabs>
+          <w:tab w:val="right" w:leader="dot" w:pos="9360"/>
+        </w:tabs>
+        <w:spacing w:before="322" w:after="0" w:line="322" w:lineRule="exact"/>
+        <w:ind w:left="720" w:right="770" w:hanging="720"/>
+        <w:jc w:val="left"/>
+      </w:pPr>
+      <w:r>
+        <w:rPr>
+          <w:i/>
+          <w:iCs/>
+        </w:rPr>
+        <w:t xml:space="preserve">Salinas</w:t>
+      </w:r>
+      <w:r>
+        <w:rPr>
+          <w:i/>
+          <w:iCs/>
+        </w:rPr>
+        <w:t xml:space="preserve"> </w:t>
+      </w:r>
+      <w:r>
+        <w:rPr>
+          <w:i/>
+          <w:iCs/>
+        </w:rPr>
+        <w:t xml:space="preserve">v.</w:t>
+      </w:r>
+      <w:r>
+        <w:rPr>
+          <w:i/>
+          <w:iCs/>
+        </w:rPr>
+        <w:t xml:space="preserve"> </w:t>
+      </w:r>
+      <w:r>
+        <w:rPr>
+          <w:i/>
+          <w:iCs/>
+        </w:rPr>
+        <w:t xml:space="preserve">State</w:t>
+      </w:r>
+      <w:r>
+        <w:t xml:space="preserve">,</w:t>
+      </w:r>
+      <w:r>
+        <w:t xml:space="preserve"> </w:t>
+      </w:r>
+      <w:r>
+        <w:t xml:space="preserve">980</w:t>
+      </w:r>
+      <w:r>
+        <w:t xml:space="preserve"> </w:t>
+      </w:r>
+      <w:r>
+        <w:t xml:space="preserve">S.W.2d</w:t>
+      </w:r>
+      <w:r>
+        <w:t xml:space="preserve"> </w:t>
+      </w:r>
+      <w:r>
+        <w:t xml:space="preserve">219</w:t>
+      </w:r>
+      <w:r>
+        <w:t xml:space="preserve"> </w:t>
+      </w:r>
+      <w:r>
+        <w:t xml:space="preserve">(Tex.</w:t>
+      </w:r>
+      <w:r>
+        <w:t xml:space="preserve"> </w:t>
+      </w:r>
+      <w:r>
+        <w:t xml:space="preserve">Crim.</w:t>
+      </w:r>
+      <w:r>
+        <w:t xml:space="preserve"> </w:t>
+      </w:r>
+      <w:r>
+        <w:t xml:space="preserve">App.</w:t>
+      </w:r>
+      <w:r>
+        <w:t xml:space="preserve"> </w:t>
+      </w:r>
+      <w:r>
+        <w:t xml:space="preserve">1998)</w:t>
+      </w:r>
+      <w:r>
+        <w:t xml:space="preserve">   </w:t>
+      </w:r>
+      <w:r>
+        <w:tab/>
+      </w:r>
+      <w:r>
+        <w:t xml:space="preserve">17, 29</w:t>
+      </w:r>
+    </w:p>
+    <w:p>
+      <w:pPr>
+        <w:keepLines/>
+        <w:tabs>
+          <w:tab w:val="right" w:leader="dot" w:pos="9360"/>
+        </w:tabs>
+        <w:spacing w:before="322" w:after="0" w:line="322" w:lineRule="exact"/>
+        <w:ind w:left="720" w:right="1190" w:hanging="720"/>
+        <w:jc w:val="left"/>
+      </w:pPr>
+      <w:r>
+        <w:rPr>
+          <w:i/>
+          <w:iCs/>
+        </w:rPr>
+        <w:t xml:space="preserve">Snowden</w:t>
+      </w:r>
+      <w:r>
+        <w:rPr>
+          <w:i/>
+          <w:iCs/>
+        </w:rPr>
+        <w:t xml:space="preserve"> </w:t>
+      </w:r>
+      <w:r>
+        <w:rPr>
+          <w:i/>
+          <w:iCs/>
+        </w:rPr>
+        <w:t xml:space="preserve">v.</w:t>
+      </w:r>
+      <w:r>
+        <w:rPr>
+          <w:i/>
+          <w:iCs/>
+        </w:rPr>
+        <w:t xml:space="preserve"> </w:t>
+      </w:r>
+      <w:r>
+        <w:rPr>
+          <w:i/>
+          <w:iCs/>
+        </w:rPr>
+        <w:t xml:space="preserve">State</w:t>
+      </w:r>
+      <w:r>
+        <w:t xml:space="preserve">,</w:t>
+      </w:r>
+      <w:r>
+        <w:t xml:space="preserve"> </w:t>
+      </w:r>
+      <w:r>
+        <w:t xml:space="preserve">353</w:t>
+      </w:r>
+      <w:r>
+        <w:t xml:space="preserve"> </w:t>
+      </w:r>
+      <w:r>
+        <w:t xml:space="preserve">S.W.3d</w:t>
+      </w:r>
+      <w:r>
+        <w:t xml:space="preserve"> </w:t>
+      </w:r>
+      <w:r>
+        <w:t xml:space="preserve">815</w:t>
+      </w:r>
+      <w:r>
+        <w:t xml:space="preserve"> </w:t>
+      </w:r>
+      <w:r>
+        <w:t xml:space="preserve">(Tex.</w:t>
+      </w:r>
+      <w:r>
+        <w:t xml:space="preserve"> </w:t>
+      </w:r>
+      <w:r>
+        <w:t xml:space="preserve">Crim.</w:t>
+      </w:r>
+      <w:r>
+        <w:t xml:space="preserve"> </w:t>
+      </w:r>
+      <w:r>
+        <w:t xml:space="preserve">App.</w:t>
+      </w:r>
+      <w:r>
+        <w:t xml:space="preserve"> </w:t>
+      </w:r>
+      <w:r>
+        <w:t xml:space="preserve">2011)</w:t>
+      </w:r>
+      <w:r>
+        <w:t xml:space="preserve">   </w:t>
+      </w:r>
+      <w:r>
+        <w:tab/>
+      </w:r>
+      <w:r>
+        <w:t xml:space="preserve">18–19, 44</w:t>
+      </w:r>
+    </w:p>
+    <w:p>
+      <w:pPr>
+        <w:keepLines/>
+        <w:tabs>
+          <w:tab w:val="right" w:leader="dot" w:pos="9360"/>
+        </w:tabs>
+        <w:spacing w:before="322" w:after="0" w:line="322" w:lineRule="exact"/>
+        <w:ind w:left="720" w:right="1190" w:hanging="720"/>
+        <w:jc w:val="left"/>
+      </w:pPr>
+      <w:r>
+        <w:rPr>
+          <w:i/>
+          <w:iCs/>
+        </w:rPr>
+        <w:t xml:space="preserve">Trinidad</w:t>
+      </w:r>
+      <w:r>
+        <w:rPr>
+          <w:i/>
+          <w:iCs/>
+        </w:rPr>
+        <w:t xml:space="preserve"> </w:t>
+      </w:r>
+      <w:r>
+        <w:rPr>
+          <w:i/>
+          <w:iCs/>
+        </w:rPr>
+        <w:t xml:space="preserve">v.</w:t>
+      </w:r>
+      <w:r>
+        <w:rPr>
+          <w:i/>
+          <w:iCs/>
+        </w:rPr>
+        <w:t xml:space="preserve"> </w:t>
+      </w:r>
+      <w:r>
+        <w:rPr>
+          <w:i/>
+          <w:iCs/>
+        </w:rPr>
+        <w:t xml:space="preserve">State</w:t>
+      </w:r>
+      <w:r>
+        <w:t xml:space="preserve">,</w:t>
+      </w:r>
+      <w:r>
+        <w:t xml:space="preserve"> </w:t>
+      </w:r>
+      <w:r>
+        <w:t xml:space="preserve">312</w:t>
+      </w:r>
+      <w:r>
+        <w:t xml:space="preserve"> </w:t>
+      </w:r>
+      <w:r>
+        <w:t xml:space="preserve">S.W.3d</w:t>
+      </w:r>
+      <w:r>
+        <w:t xml:space="preserve"> </w:t>
+      </w:r>
+      <w:r>
+        <w:t xml:space="preserve">23</w:t>
+      </w:r>
+      <w:r>
+        <w:t xml:space="preserve"> </w:t>
+      </w:r>
+      <w:r>
+        <w:t xml:space="preserve">(Tex.</w:t>
+      </w:r>
+      <w:r>
+        <w:t xml:space="preserve"> </w:t>
+      </w:r>
+      <w:r>
+        <w:t xml:space="preserve">Crim.</w:t>
+      </w:r>
+      <w:r>
+        <w:t xml:space="preserve"> </w:t>
+      </w:r>
+      <w:r>
+        <w:t xml:space="preserve">App.</w:t>
+      </w:r>
+      <w:r>
+        <w:t xml:space="preserve"> </w:t>
+      </w:r>
+      <w:r>
+        <w:t xml:space="preserve">2010)</w:t>
+      </w:r>
+      <w:r>
+        <w:t xml:space="preserve">   </w:t>
+      </w:r>
+      <w:r>
+        <w:tab/>
+      </w:r>
+      <w:r>
+        <w:t xml:space="preserve">12, 32, 34</w:t>
+      </w:r>
+    </w:p>
+    <w:p>
+      <w:pPr>
+        <w:keepLines/>
+        <w:tabs>
+          <w:tab w:val="right" w:leader="dot" w:pos="9360"/>
+        </w:tabs>
+        <w:spacing w:before="322" w:after="0" w:line="322" w:lineRule="exact"/>
+        <w:ind w:left="720" w:right="770" w:hanging="720"/>
+        <w:jc w:val="left"/>
+      </w:pPr>
+      <w:r>
+        <w:rPr>
+          <w:i/>
+          <w:iCs/>
+        </w:rPr>
+        <w:t xml:space="preserve">Williams</w:t>
+      </w:r>
+      <w:r>
+        <w:rPr>
+          <w:i/>
+          <w:iCs/>
+        </w:rPr>
+        <w:t xml:space="preserve"> </w:t>
+      </w:r>
+      <w:r>
+        <w:rPr>
+          <w:i/>
+          <w:iCs/>
+        </w:rPr>
+        <w:t xml:space="preserve">v.</w:t>
+      </w:r>
+      <w:r>
+        <w:rPr>
+          <w:i/>
+          <w:iCs/>
+        </w:rPr>
+        <w:t xml:space="preserve"> </w:t>
+      </w:r>
+      <w:r>
+        <w:rPr>
+          <w:i/>
+          <w:iCs/>
+        </w:rPr>
+        <w:t xml:space="preserve">Florida</w:t>
+      </w:r>
+      <w:r>
+        <w:t xml:space="preserve">,</w:t>
+      </w:r>
+      <w:r>
+        <w:t xml:space="preserve"> </w:t>
+      </w:r>
+      <w:r>
+        <w:t xml:space="preserve">399</w:t>
+      </w:r>
+      <w:r>
+        <w:t xml:space="preserve"> </w:t>
+      </w:r>
+      <w:r>
+        <w:t xml:space="preserve">U.S.</w:t>
+      </w:r>
+      <w:r>
+        <w:t xml:space="preserve"> </w:t>
+      </w:r>
+      <w:r>
+        <w:t xml:space="preserve">78</w:t>
+      </w:r>
+      <w:r>
+        <w:t xml:space="preserve"> </w:t>
+      </w:r>
+      <w:r>
+        <w:t xml:space="preserve">(1997)</w:t>
+      </w:r>
+      <w:r>
+        <w:t xml:space="preserve">   </w:t>
+      </w:r>
+      <w:r>
+        <w:tab/>
+      </w:r>
+      <w:r>
+        <w:t xml:space="preserve">18, 29</w:t>
+      </w:r>
+    </w:p>
+    <w:p>
+      <w:pPr>
+        <w:pStyle w:val="Head2"/>
+      </w:pPr>
       <w:r>
         <w:t xml:space="preserve">Constitutions, Statutes, and Rules</w:t>
       </w:r>
-      <w:bookmarkEnd w:id="114"/>
-    </w:p>
-    <w:p>
-      <w:pPr>
-        <w:pStyle w:val="Single"/>
-      </w:pPr>
-      <w:r>
-        <w:t xml:space="preserve">Tex. Const. art. V, § 13 ........ 2, 11–12, 14–15, 32</w:t>
-      </w:r>
-    </w:p>
-    <w:p>
-      <w:pPr>
-        <w:pStyle w:val="Single"/>
-      </w:pPr>
-      <w:r>
-        <w:t xml:space="preserve">Tex. Code Crim. Proc. art. 33.01 ........ 11, 12, 14, 16, 31</w:t>
-      </w:r>
-    </w:p>
-    <w:p>
-      <w:pPr>
-        <w:pStyle w:val="Single"/>
-      </w:pPr>
-      <w:r>
-        <w:t xml:space="preserve">Tex. Code Crim. Proc. art. 36.22 ........ 11, 12, 14, 16–17, 29–31</w:t>
-      </w:r>
-    </w:p>
-    <w:p>
-      <w:pPr>
-        <w:pStyle w:val="Single"/>
-      </w:pPr>
-      <w:r>
-        <w:t xml:space="preserve">Tex. R. App. P. 44.2(a) ........ 14, 18, 19, 26, 29, 35, 36, 43, 44</w:t>
-      </w:r>
-    </w:p>
-    <w:p>
-      <w:pPr>
-        <w:pStyle w:val="Single"/>
-      </w:pPr>
-      <w:r>
-        <w:t xml:space="preserve">Tex. R. App. P. 44.2(b) ........ 14, 19, 26, 29, 43</w:t>
-      </w:r>
-    </w:p>
-    <w:p>
-      <w:pPr>
-        <w:pStyle w:val="Single"/>
-      </w:pPr>
-      <w:r>
-        <w:t xml:space="preserve">Tex. R. Evid. 606 ........ 11, 12, 19, 20, 24, 41, 42</w:t>
+    </w:p>
+    <w:p>
+      <w:pPr>
+        <w:keepLines/>
+        <w:tabs>
+          <w:tab w:val="right" w:leader="dot" w:pos="9360"/>
+        </w:tabs>
+        <w:spacing w:before="322" w:after="0" w:line="322" w:lineRule="exact"/>
+        <w:ind w:left="720" w:right="2310" w:hanging="720"/>
+        <w:jc w:val="left"/>
+      </w:pPr>
+      <w:r>
+        <w:t xml:space="preserve">Tex.</w:t>
+      </w:r>
+      <w:r>
+        <w:t xml:space="preserve"> </w:t>
+      </w:r>
+      <w:r>
+        <w:t xml:space="preserve">Const.</w:t>
+      </w:r>
+      <w:r>
+        <w:t xml:space="preserve"> </w:t>
+      </w:r>
+      <w:r>
+        <w:t xml:space="preserve">art.</w:t>
+      </w:r>
+      <w:r>
+        <w:t xml:space="preserve"> </w:t>
+      </w:r>
+      <w:r>
+        <w:t xml:space="preserve">V,</w:t>
+      </w:r>
+      <w:r>
+        <w:t xml:space="preserve"> </w:t>
+      </w:r>
+      <w:r>
+        <w:t xml:space="preserve">§</w:t>
+      </w:r>
+      <w:r>
+        <w:t xml:space="preserve"> </w:t>
+      </w:r>
+      <w:r>
+        <w:t xml:space="preserve">13</w:t>
+      </w:r>
+      <w:r>
+        <w:t xml:space="preserve">   </w:t>
+      </w:r>
+      <w:r>
+        <w:tab/>
+      </w:r>
+      <w:r>
+        <w:t xml:space="preserve">2, 11–12, 14–15, 32</w:t>
+      </w:r>
+    </w:p>
+    <w:p>
+      <w:pPr>
+        <w:keepLines/>
+        <w:tabs>
+          <w:tab w:val="right" w:leader="dot" w:pos="9360"/>
+        </w:tabs>
+        <w:spacing w:before="322" w:after="0" w:line="322" w:lineRule="exact"/>
+        <w:ind w:left="720" w:right="2030" w:hanging="720"/>
+        <w:jc w:val="left"/>
+      </w:pPr>
+      <w:r>
+        <w:t xml:space="preserve">Tex.</w:t>
+      </w:r>
+      <w:r>
+        <w:t xml:space="preserve"> </w:t>
+      </w:r>
+      <w:r>
+        <w:t xml:space="preserve">Code</w:t>
+      </w:r>
+      <w:r>
+        <w:t xml:space="preserve"> </w:t>
+      </w:r>
+      <w:r>
+        <w:t xml:space="preserve">Crim.</w:t>
+      </w:r>
+      <w:r>
+        <w:t xml:space="preserve"> </w:t>
+      </w:r>
+      <w:r>
+        <w:t xml:space="preserve">Proc.</w:t>
+      </w:r>
+      <w:r>
+        <w:t xml:space="preserve"> </w:t>
+      </w:r>
+      <w:r>
+        <w:t xml:space="preserve">art.</w:t>
+      </w:r>
+      <w:r>
+        <w:t xml:space="preserve"> </w:t>
+      </w:r>
+      <w:r>
+        <w:t xml:space="preserve">33.01</w:t>
+      </w:r>
+      <w:r>
+        <w:t xml:space="preserve">   </w:t>
+      </w:r>
+      <w:r>
+        <w:tab/>
+      </w:r>
+      <w:r>
+        <w:t xml:space="preserve">11, 12, 14, 16, 31</w:t>
+      </w:r>
+    </w:p>
+    <w:p>
+      <w:pPr>
+        <w:keepLines/>
+        <w:tabs>
+          <w:tab w:val="right" w:leader="dot" w:pos="9360"/>
+        </w:tabs>
+        <w:spacing w:before="322" w:after="0" w:line="322" w:lineRule="exact"/>
+        <w:ind w:left="720" w:right="2870" w:hanging="720"/>
+        <w:jc w:val="left"/>
+      </w:pPr>
+      <w:r>
+        <w:t xml:space="preserve">Tex.</w:t>
+      </w:r>
+      <w:r>
+        <w:t xml:space="preserve"> </w:t>
+      </w:r>
+      <w:r>
+        <w:t xml:space="preserve">Code</w:t>
+      </w:r>
+      <w:r>
+        <w:t xml:space="preserve"> </w:t>
+      </w:r>
+      <w:r>
+        <w:t xml:space="preserve">Crim.</w:t>
+      </w:r>
+      <w:r>
+        <w:t xml:space="preserve"> </w:t>
+      </w:r>
+      <w:r>
+        <w:t xml:space="preserve">Proc.</w:t>
+      </w:r>
+      <w:r>
+        <w:t xml:space="preserve"> </w:t>
+      </w:r>
+      <w:r>
+        <w:t xml:space="preserve">art.</w:t>
+      </w:r>
+      <w:r>
+        <w:t xml:space="preserve"> </w:t>
+      </w:r>
+      <w:r>
+        <w:t xml:space="preserve">36.22</w:t>
+      </w:r>
+      <w:r>
+        <w:t xml:space="preserve">   </w:t>
+      </w:r>
+      <w:r>
+        <w:tab/>
+      </w:r>
+      <w:r>
+        <w:t xml:space="preserve">11, 12, 14, 16–17, 29–31</w:t>
+      </w:r>
+    </w:p>
+    <w:p>
+      <w:pPr>
+        <w:keepLines/>
+        <w:tabs>
+          <w:tab w:val="right" w:leader="dot" w:pos="9360"/>
+        </w:tabs>
+        <w:spacing w:before="322" w:after="0" w:line="322" w:lineRule="exact"/>
+        <w:ind w:left="720" w:right="3710" w:hanging="720"/>
+        <w:jc w:val="left"/>
+      </w:pPr>
+      <w:r>
+        <w:t xml:space="preserve">Tex.</w:t>
+      </w:r>
+      <w:r>
+        <w:t xml:space="preserve"> </w:t>
+      </w:r>
+      <w:r>
+        <w:t xml:space="preserve">R.</w:t>
+      </w:r>
+      <w:r>
+        <w:t xml:space="preserve"> </w:t>
+      </w:r>
+      <w:r>
+        <w:t xml:space="preserve">App.</w:t>
+      </w:r>
+      <w:r>
+        <w:t xml:space="preserve"> </w:t>
+      </w:r>
+      <w:r>
+        <w:t xml:space="preserve">P.</w:t>
+      </w:r>
+      <w:r>
+        <w:t xml:space="preserve"> </w:t>
+      </w:r>
+      <w:r>
+        <w:t xml:space="preserve">44.2(a)</w:t>
+      </w:r>
+      <w:r>
+        <w:t xml:space="preserve">   </w:t>
+      </w:r>
+      <w:r>
+        <w:tab/>
+      </w:r>
+      <w:r>
+        <w:t xml:space="preserve">14, 18, 19, 26, 29, 35, 36, 43, 44</w:t>
+      </w:r>
+    </w:p>
+    <w:p>
+      <w:pPr>
+        <w:keepLines/>
+        <w:tabs>
+          <w:tab w:val="right" w:leader="dot" w:pos="9360"/>
+        </w:tabs>
+        <w:spacing w:before="322" w:after="0" w:line="322" w:lineRule="exact"/>
+        <w:ind w:left="720" w:right="2030" w:hanging="720"/>
+        <w:jc w:val="left"/>
+      </w:pPr>
+      <w:r>
+        <w:t xml:space="preserve">Tex.</w:t>
+      </w:r>
+      <w:r>
+        <w:t xml:space="preserve"> </w:t>
+      </w:r>
+      <w:r>
+        <w:t xml:space="preserve">R.</w:t>
+      </w:r>
+      <w:r>
+        <w:t xml:space="preserve"> </w:t>
+      </w:r>
+      <w:r>
+        <w:t xml:space="preserve">App.</w:t>
+      </w:r>
+      <w:r>
+        <w:t xml:space="preserve"> </w:t>
+      </w:r>
+      <w:r>
+        <w:t xml:space="preserve">P.</w:t>
+      </w:r>
+      <w:r>
+        <w:t xml:space="preserve"> </w:t>
+      </w:r>
+      <w:r>
+        <w:t xml:space="preserve">44.2(b)</w:t>
+      </w:r>
+      <w:r>
+        <w:t xml:space="preserve">   </w:t>
+      </w:r>
+      <w:r>
+        <w:tab/>
+      </w:r>
+      <w:r>
+        <w:t xml:space="preserve">14, 19, 26, 29, 43</w:t>
+      </w:r>
+    </w:p>
+    <w:p>
+      <w:pPr>
+        <w:keepLines/>
+        <w:tabs>
+          <w:tab w:val="right" w:leader="dot" w:pos="9360"/>
+        </w:tabs>
+        <w:spacing w:before="322" w:after="0" w:line="322" w:lineRule="exact"/>
+        <w:ind w:left="720" w:right="2870" w:hanging="720"/>
+        <w:jc w:val="left"/>
+      </w:pPr>
+      <w:r>
+        <w:t xml:space="preserve">Tex.</w:t>
+      </w:r>
+      <w:r>
+        <w:t xml:space="preserve"> </w:t>
+      </w:r>
+      <w:r>
+        <w:t xml:space="preserve">R.</w:t>
+      </w:r>
+      <w:r>
+        <w:t xml:space="preserve"> </w:t>
+      </w:r>
+      <w:r>
+        <w:t xml:space="preserve">Evid.</w:t>
+      </w:r>
+      <w:r>
+        <w:t xml:space="preserve"> </w:t>
+      </w:r>
+      <w:r>
+        <w:t xml:space="preserve">606</w:t>
+      </w:r>
+      <w:r>
+        <w:t xml:space="preserve">   </w:t>
+      </w:r>
+      <w:r>
+        <w:tab/>
+      </w:r>
+      <w:r>
+        <w:t xml:space="preserve">11, 12, 19, 20, 24, 41, 42</w:t>
       </w:r>
     </w:p>
     <w:p>
       <w:pPr>
         <w:spacing w:before="0" w:after="0" w:line="20" w:lineRule="exact"/>
         <w:sectPr>
-          <w:footerReference w:type="default" r:id="rId101"/>
+          <w:footerReference w:type="default" r:id="rIdRomanFtr"/>
           <w:pgSz w:w="12240" w:h="15840"/>
-          <w:pgMar w:top="1440" w:right="1440" w:bottom="1440" w:left="1440" w:header="720" w:footer="720" w:gutter="0"/>
+          <w:pgMar w:top="1440" w:right="1440" w:bottom="1440" w:left="1440" w:header="720" w:footer="686" w:gutter="0"/>
           <w:pgNumType w:fmt="lowerRoman" w:start="1"/>
         </w:sectPr>
       </w:pPr>
     </w:p>
     <w:p>
       <w:pPr>
-        <w:pStyle w:val="Heading1"/>
-      </w:pPr>
-      <w:bookmarkStart w:id="115" w:name="_7abac3fa4a14a3271decb8261bf5c0b9540bded"/>
+        <w:pStyle w:val="Head1Top"/>
+      </w:pPr>
       <w:r>
         <w:t xml:space="preserve">Statement Regarding Oral Argument</w:t>
       </w:r>
-      <w:bookmarkEnd w:id="115"/>
-    </w:p>
-    <w:p>
-      <w:pPr>
-        <w:pStyle w:val="FirstParagraph"/>
+    </w:p>
+    <w:p>
+      <w:pPr>
+        <w:pStyle w:val="BodyText"/>
       </w:pPr>
       <w:r>
         <w:t xml:space="preserve">This Court denied oral argument upon granting of discretionary review.</w:t>
@@ -920,17 +3777,15 @@
     </w:p>
     <w:p>
       <w:pPr>
-        <w:pStyle w:val="Heading1"/>
-      </w:pPr>
-      <w:bookmarkStart w:id="116" w:name="_9ce86cd89e816c495213921bce711286420babc"/>
+        <w:pStyle w:val="Head1"/>
+      </w:pPr>
       <w:r>
         <w:t xml:space="preserve">Statement of the Case</w:t>
       </w:r>
-      <w:bookmarkEnd w:id="116"/>
-    </w:p>
-    <w:p>
-      <w:pPr>
-        <w:pStyle w:val="FirstParagraph"/>
+    </w:p>
+    <w:p>
+      <w:pPr>
+        <w:pStyle w:val="BodyTextNote"/>
       </w:pPr>
       <w:r>
         <w:t xml:space="preserve">Appellant, Joe Becerra, was originally indicted for the offenses of Murder and Unlawful Possession of a Firearm by a Felon.</w:t>
@@ -939,13 +3794,31 @@
         <w:rPr>
           <w:rStyle w:val="FootnoteReference"/>
         </w:rPr>
-        <w:footnoteReference w:id="117"/>
-      </w:r>
-      <w:r>
-        <w:t xml:space="preserve"> </w:t>
-      </w:r>
-      <w:r>
-        <w:t xml:space="preserve">(CR 5). The State amended Appellant’s indictment on September 28, 2016. (CR 209-212); (2 RR 6-7). On March 6, 2017, the State proceeded to trial only on the Unlawful Possession of a Firearm charge. (2 RR 8). On March 8, 2017, the jury convicted Appellant of that offense. (4 RR 46). Prior to trial, the State gave notice of punishment enhancements which enhanced Appellant as a habitual offender. (2 RR 8). Following Appellant’s conviction, the Trial Court found the punishment enhancements to be true and assessed punishment at 55 years in prison. (4 RR 89-91).</w:t>
+        <w:footnoteReference w:id="9"/>
+      </w:r>
+      <w:r>
+        <w:t xml:space="preserve"> </w:t>
+      </w:r>
+      <w:r>
+        <w:t xml:space="preserve">(CR 5). The State amended Appellant’s indictment on September 28, 2016. (CR 209</w:t>
+      </w:r>
+      <w:r>
+        <w:noBreakHyphen/>
+      </w:r>
+      <w:r>
+        <w:t xml:space="preserve">212); (2 RR 6</w:t>
+      </w:r>
+      <w:r>
+        <w:noBreakHyphen/>
+      </w:r>
+      <w:r>
+        <w:t xml:space="preserve">7). On March 6, 2017, the State proceeded to trial only on the Unlawful Possession of a Firearm charge. (2 RR 8). On March 8, 2017, the jury convicted Appellant of that offense. (4 RR 46). Prior to trial, the State gave notice of punishment enhancements which enhanced Appellant as a habitual offender. (2 RR 8). Following Appellant’s conviction, the Trial Court found the punishment enhancements to be true and assessed punishment at 55 years in prison. (4 RR 89</w:t>
+      </w:r>
+      <w:r>
+        <w:noBreakHyphen/>
+      </w:r>
+      <w:r>
+        <w:t xml:space="preserve">91).</w:t>
       </w:r>
     </w:p>
     <w:p>
@@ -958,17 +3831,15 @@
     </w:p>
     <w:p>
       <w:pPr>
-        <w:pStyle w:val="Heading1"/>
-      </w:pPr>
-      <w:bookmarkStart w:id="118" w:name="_d1a18d68a50e87d1fb3dd9b533bf7cbec3d3408"/>
+        <w:pStyle w:val="Head1"/>
+      </w:pPr>
       <w:r>
         <w:t xml:space="preserve">Statement of Procedural History</w:t>
       </w:r>
-      <w:bookmarkEnd w:id="118"/>
-    </w:p>
-    <w:p>
-      <w:pPr>
-        <w:pStyle w:val="FirstParagraph"/>
+    </w:p>
+    <w:p>
+      <w:pPr>
+        <w:pStyle w:val="BodyText"/>
       </w:pPr>
       <w:r>
         <w:t xml:space="preserve">The Tenth Court of Appeals affirmed Appellant’s conviction on June 12, 2019, ruling that Appellant failed to preserve error.</w:t>
@@ -984,7 +3855,19 @@
         <w:t xml:space="preserve">Becerra v. State</w:t>
       </w:r>
       <w:r>
-        <w:t xml:space="preserve">, No. 10-17-00143-CR, 2019 Tex. App. LEXIS 4850 (Tex. App.—Waco June 12, 2019) (not designated for publication). Appellant filed a Motion for Rehearing on June 20, 2019, which was denied on July 5, 2019.</w:t>
+        <w:t xml:space="preserve">, No. 10</w:t>
+      </w:r>
+      <w:r>
+        <w:noBreakHyphen/>
+      </w:r>
+      <w:r>
+        <w:t xml:space="preserve">17</w:t>
+      </w:r>
+      <w:r>
+        <w:noBreakHyphen/>
+      </w:r>
+      <w:r>
+        <w:t xml:space="preserve">00143-CR, 2019 Tex. App. LEXIS 4850 (Tex. App.—Waco June 12, 2019) (not designated for publication). Appellant filed a Motion for Rehearing on June 20, 2019, which was denied on July 5, 2019.</w:t>
       </w:r>
     </w:p>
     <w:p>
@@ -1028,7 +3911,19 @@
         <w:t xml:space="preserve">Becerra v. State</w:t>
       </w:r>
       <w:r>
-        <w:t xml:space="preserve">, No. 10-17-00143-CR, 2022 Tex. App. LEXIS 2602 (Tex. App.—Waco Apr. 20, 2022) (not designated for publication) (</w:t>
+        <w:t xml:space="preserve">, No. 10</w:t>
+      </w:r>
+      <w:r>
+        <w:noBreakHyphen/>
+      </w:r>
+      <w:r>
+        <w:t xml:space="preserve">17</w:t>
+      </w:r>
+      <w:r>
+        <w:noBreakHyphen/>
+      </w:r>
+      <w:r>
+        <w:t xml:space="preserve">00143-CR, 2022 Tex. App. LEXIS 2602 (Tex. App.—Waco Apr. 20, 2022) (not designated for publication) (</w:t>
       </w:r>
       <w:r>
         <w:rPr>
@@ -1043,38 +3938,32 @@
     </w:p>
     <w:p>
       <w:pPr>
-        <w:pStyle w:val="Heading1"/>
-      </w:pPr>
-      <w:bookmarkStart w:id="119" w:name="_c782d4980352688b0148305281d62652acab74d"/>
+        <w:pStyle w:val="Head1"/>
+      </w:pPr>
       <w:r>
         <w:t xml:space="preserve">Statement of Facts</w:t>
       </w:r>
-      <w:bookmarkEnd w:id="119"/>
-    </w:p>
-    <w:p>
-      <w:pPr>
-        <w:pStyle w:val="Heading2"/>
-      </w:pPr>
-      <w:bookmarkStart w:id="120" w:name="_d4ea0d641a54b5c8afb36994b27381ffbe50158"/>
+    </w:p>
+    <w:p>
+      <w:pPr>
+        <w:pStyle w:val="Head2"/>
+      </w:pPr>
       <w:r>
         <w:t xml:space="preserve">State’s Evidence During the Guilt-Innocence Phase</w:t>
       </w:r>
-      <w:bookmarkEnd w:id="120"/>
-    </w:p>
-    <w:p>
-      <w:pPr>
-        <w:pStyle w:val="FirstParagraph"/>
-      </w:pPr>
-      <w:r>
-        <w:t xml:space="preserve">Anthony Williams testified that he was employed with Brazos County 911 District for ten years. (3 RR 53). Williams was the day shift communications supervisor for the Brazos County 911 District on May 24, 2014. (3 RR 53-54, 57). Through Williams, the State admitted State’s Exhibit 1, a 911 call made by Amanda Mauricio. (3 RR 60). The nature of the call was shots fired and someone had been hit. (3 RR 60); (6 RR 8).</w:t>
-      </w:r>
     </w:p>
     <w:p>
       <w:pPr>
         <w:pStyle w:val="BodyText"/>
       </w:pPr>
       <w:r>
-        <w:t xml:space="preserve">Officer Daniel Castelline testified that he was a patrol officer and a certified peace officer with the Bryan Police Department (BPD). (3 RR 63-64). Castelline was working as a night shift patrol officer on May 24, 2014. (3 RR 64). He received information from dispatch regarding a shooting incident that occurred at a home located at 1312 Groesbeck in Bryan. (3 RR 64-65).</w:t>
+        <w:t xml:space="preserve">Anthony Williams testified that he was employed with Brazos County 911 District for ten years. (3 RR 53). Williams was the day shift communications supervisor for the Brazos County 911 District on May 24, 2014. (3 RR 53</w:t>
+      </w:r>
+      <w:r>
+        <w:noBreakHyphen/>
+      </w:r>
+      <w:r>
+        <w:t xml:space="preserve">54, 57). Through Williams, the State admitted State’s Exhibit 1, a 911 call made by Amanda Mauricio. (3 RR 60). The nature of the call was shots fired and someone had been hit. (3 RR 60); (6 RR 8).</w:t>
       </w:r>
     </w:p>
     <w:p>
@@ -1082,7 +3971,19 @@
         <w:pStyle w:val="BodyText"/>
       </w:pPr>
       <w:r>
-        <w:t xml:space="preserve">The State admitted State’s Exhibits 2 through 9. (3 RR 66). State’s Exhibits 2 through 4 are pictures of the scene where the incident occurred. (3 RR 66-67; 6 RR 9-11). Castelline testified that he drove down to 1312 and 1314 Groesbeck. (3 RR 67-68).</w:t>
+        <w:t xml:space="preserve">Officer Daniel Castelline testified that he was a patrol officer and a certified peace officer with the Bryan Police Department (BPD). (3 RR 63</w:t>
+      </w:r>
+      <w:r>
+        <w:noBreakHyphen/>
+      </w:r>
+      <w:r>
+        <w:t xml:space="preserve">64). Castelline was working as a night shift patrol officer on May 24, 2014. (3 RR 64). He received information from dispatch regarding a shooting incident that occurred at a home located at 1312 Groesbeck in Bryan. (3 RR 64</w:t>
+      </w:r>
+      <w:r>
+        <w:noBreakHyphen/>
+      </w:r>
+      <w:r>
+        <w:t xml:space="preserve">65).</w:t>
       </w:r>
     </w:p>
     <w:p>
@@ -1090,7 +3991,25 @@
         <w:pStyle w:val="BodyText"/>
       </w:pPr>
       <w:r>
-        <w:t xml:space="preserve">Once at the scene, Castelline spoke to another officer and then went looking for the suspect. (3 RR 68). Castelline found Appellant approximately one hour after the shooting, around a half mile from the crime scene. (3 RR 62, 69, 71-72). Appellant was heading in a direction consistent with the direction that Castelline was told the suspect was heading. (3 RR 72). Appellant matched the suspect description provided by law enforcement. (3 RR 70-71). Castelline did not locate a firearm on Appellant. (3 RR 72). However, between the area where he found the suspect and 1312 Groesbeck, there were many drains and dumpsters. (3 RR 70).</w:t>
+        <w:t xml:space="preserve">The State admitted State’s Exhibits 2 through 9. (3 RR 66). State’s Exhibits 2 through 4 are pictures of the scene where the incident occurred. (3 RR 66</w:t>
+      </w:r>
+      <w:r>
+        <w:noBreakHyphen/>
+      </w:r>
+      <w:r>
+        <w:t xml:space="preserve">67; 6 RR 9</w:t>
+      </w:r>
+      <w:r>
+        <w:noBreakHyphen/>
+      </w:r>
+      <w:r>
+        <w:t xml:space="preserve">11). Castelline testified that he drove down to 1312 and 1314 Groesbeck. (3 RR 67</w:t>
+      </w:r>
+      <w:r>
+        <w:noBreakHyphen/>
+      </w:r>
+      <w:r>
+        <w:t xml:space="preserve">68).</w:t>
       </w:r>
     </w:p>
     <w:p>
@@ -1098,6 +4017,26 @@
         <w:pStyle w:val="BodyText"/>
       </w:pPr>
       <w:r>
+        <w:t xml:space="preserve">Once at the scene, Castelline spoke to another officer and then went looking for the suspect. (3 RR 68). Castelline found Appellant approximately one hour after the shooting, around a half mile from the crime scene. (3 RR 62, 69, 71</w:t>
+      </w:r>
+      <w:r>
+        <w:noBreakHyphen/>
+      </w:r>
+      <w:r>
+        <w:t xml:space="preserve">72). Appellant was heading in a direction consistent with the direction that Castelline was told the suspect was heading. (3 RR 72). Appellant matched the suspect description provided by law enforcement. (3 RR 70</w:t>
+      </w:r>
+      <w:r>
+        <w:noBreakHyphen/>
+      </w:r>
+      <w:r>
+        <w:t xml:space="preserve">71). Castelline did not locate a firearm on Appellant. (3 RR 72). However, between the area where he found the suspect and 1312 Groesbeck, there were many drains and dumpsters. (3 RR 70).</w:t>
+      </w:r>
+    </w:p>
+    <w:p>
+      <w:pPr>
+        <w:pStyle w:val="BodyText"/>
+      </w:pPr>
+      <w:r>
         <w:t xml:space="preserve">Michelle Becerra is Appellant’s sister and explained that she did not want to testify against her brother. (3 RR 76). Michelle described how, on the night of May 24, 2014, she was at the home of Heather Becerra and Heather’s boyfriend, Jose Guardado. (3 RR 77). That home was located at 1312 Groesbeck in Bryan, Texas. (3 RR 77).</w:t>
       </w:r>
     </w:p>
@@ -1114,7 +4053,19 @@
         <w:pStyle w:val="BodyText"/>
       </w:pPr>
       <w:r>
-        <w:t xml:space="preserve">Heavy drinking occurred at 1312 Groesbeck on May 24, 2014. (3 RR 80-81). Michelle explained that, during the afternoon, she and Sylvia were going to give Selena a ride home in a car belonging to Sylvia and Appellant. (3 RR 81-82).</w:t>
+        <w:t xml:space="preserve">Heavy drinking occurred at 1312 Groesbeck on May 24, 2014. (3 RR 80</w:t>
+      </w:r>
+      <w:r>
+        <w:noBreakHyphen/>
+      </w:r>
+      <w:r>
+        <w:t xml:space="preserve">81). Michelle explained that, during the afternoon, she and Sylvia were going to give Selena a ride home in a car belonging to Sylvia and Appellant. (3 RR 81</w:t>
+      </w:r>
+      <w:r>
+        <w:noBreakHyphen/>
+      </w:r>
+      <w:r>
+        <w:t xml:space="preserve">82).</w:t>
       </w:r>
     </w:p>
     <w:p>
@@ -1122,7 +4073,31 @@
         <w:pStyle w:val="BodyText"/>
       </w:pPr>
       <w:r>
-        <w:t xml:space="preserve">As the three women were leaving, Appellant called to Sylvia from the house asking her to bring him his gun. (3 RR 85-86, 95-97). At trial, Michelle initially denied that she told police or prosecutors that Appellant had asked for his gun. (3 RR 82-84). Michelle instead claimed she said Appellant asked for a “cuete,” which means gun and other things as well. (3 RR 84). Michelle agreed that before she and the other women left, Appellant came out near the stairs of the house and called to Sylvia asking for his “cuete.” (3 RR 84). Michelle further agreed that Sylvia then rummaged in the driver’s area of the car, went to where Appellant was standing, stood there with him for a brief time, and then returned to the car. (3 RR 84-85).</w:t>
+        <w:t xml:space="preserve">As the three women were leaving, Appellant called to Sylvia from the house asking her to bring him his gun. (3 RR 85</w:t>
+      </w:r>
+      <w:r>
+        <w:noBreakHyphen/>
+      </w:r>
+      <w:r>
+        <w:t xml:space="preserve">86, 95</w:t>
+      </w:r>
+      <w:r>
+        <w:noBreakHyphen/>
+      </w:r>
+      <w:r>
+        <w:t xml:space="preserve">97). At trial, Michelle initially denied that she told police or prosecutors that Appellant had asked for his gun. (3 RR 82</w:t>
+      </w:r>
+      <w:r>
+        <w:noBreakHyphen/>
+      </w:r>
+      <w:r>
+        <w:t xml:space="preserve">84). Michelle instead claimed she said Appellant asked for a “cuete,” which means gun and other things as well. (3 RR 84). Michelle agreed that before she and the other women left, Appellant came out near the stairs of the house and called to Sylvia asking for his “cuete.” (3 RR 84). Michelle further agreed that Sylvia then rummaged in the driver’s area of the car, went to where Appellant was standing, stood there with him for a brief time, and then returned to the car. (3 RR 84</w:t>
+      </w:r>
+      <w:r>
+        <w:noBreakHyphen/>
+      </w:r>
+      <w:r>
+        <w:t xml:space="preserve">85).</w:t>
       </w:r>
     </w:p>
     <w:p>
@@ -1130,7 +4105,19 @@
         <w:pStyle w:val="BodyText"/>
       </w:pPr>
       <w:r>
-        <w:t xml:space="preserve">Ultimately, though, Michelle acknowledged that she unequivocally told police that Appellant had asked Sylvia for a gun, and that she believed that Sylvia gave Appellant a gun from the couple’s car. (3 RR 85-87, 95-97).</w:t>
+        <w:t xml:space="preserve">Ultimately, though, Michelle acknowledged that she unequivocally told police that Appellant had asked Sylvia for a gun, and that she believed that Sylvia gave Appellant a gun from the couple’s car. (3 RR 85</w:t>
+      </w:r>
+      <w:r>
+        <w:noBreakHyphen/>
+      </w:r>
+      <w:r>
+        <w:t xml:space="preserve">87, 95</w:t>
+      </w:r>
+      <w:r>
+        <w:noBreakHyphen/>
+      </w:r>
+      <w:r>
+        <w:t xml:space="preserve">97).</w:t>
       </w:r>
     </w:p>
     <w:p>
@@ -1138,7 +4125,13 @@
         <w:pStyle w:val="BodyText"/>
       </w:pPr>
       <w:r>
-        <w:t xml:space="preserve">Michelle conceded that the car used to drop off Selena, and from which Sylvia retrieved what Michelle believed was Appellant’s gun, was one that Appellant had driven throughout that day. (3 RR 96-97).</w:t>
+        <w:t xml:space="preserve">Michelle conceded that the car used to drop off Selena, and from which Sylvia retrieved what Michelle believed was Appellant’s gun, was one that Appellant had driven throughout that day. (3 RR 96</w:t>
+      </w:r>
+      <w:r>
+        <w:noBreakHyphen/>
+      </w:r>
+      <w:r>
+        <w:t xml:space="preserve">97).</w:t>
       </w:r>
     </w:p>
     <w:p>
@@ -1146,7 +4139,13 @@
         <w:pStyle w:val="BodyText"/>
       </w:pPr>
       <w:r>
-        <w:t xml:space="preserve">Michelle testified that when she and Sylvia returned to the party after dropping Selena off, Appellant became angry at Jose Guardado and punched him in the face. (3 RR 92-93). Michelle made clear that, when Appellant assaulted Guardado, it was not in self-defense. (</w:t>
+        <w:t xml:space="preserve">Michelle testified that when she and Sylvia returned to the party after dropping Selena off, Appellant became angry at Jose Guardado and punched him in the face. (3 RR 92</w:t>
+      </w:r>
+      <w:r>
+        <w:noBreakHyphen/>
+      </w:r>
+      <w:r>
+        <w:t xml:space="preserve">93). Michelle made clear that, when Appellant assaulted Guardado, it was not in self-defense. (</w:t>
       </w:r>
       <w:r>
         <w:rPr>
@@ -1156,7 +4155,13 @@
         <w:t xml:space="preserve">Id.</w:t>
       </w:r>
       <w:r>
-        <w:t xml:space="preserve">). Following Appellant’s assault of Guardado, Michelle left, along with Mark and Sylvia. (3 RR 93-94). The only three people who remained at the house were Appellant, Jose, and Jose’s friend, “Guicho.” (3 RR 94).</w:t>
+        <w:t xml:space="preserve">). Following Appellant’s assault of Guardado, Michelle left, along with Mark and Sylvia. (3 RR 93</w:t>
+      </w:r>
+      <w:r>
+        <w:noBreakHyphen/>
+      </w:r>
+      <w:r>
+        <w:t xml:space="preserve">94). The only three people who remained at the house were Appellant, Jose, and Jose’s friend, “Guicho.” (3 RR 94).</w:t>
       </w:r>
     </w:p>
     <w:p>
@@ -1164,7 +4169,13 @@
         <w:pStyle w:val="BodyText"/>
       </w:pPr>
       <w:r>
-        <w:t xml:space="preserve">Detective Travis Hines testified that he was a police officer with the Bryan Police Department. (3 RR 122). Hines was called to investigate the shooting death of Jose Guardado, which occurred at 1312 Groesbeck on May 24, 2014. (3 RR 122-123).</w:t>
+        <w:t xml:space="preserve">Detective Travis Hines testified that he was a police officer with the Bryan Police Department. (3 RR 122). Hines was called to investigate the shooting death of Jose Guardado, which occurred at 1312 Groesbeck on May 24, 2014. (3 RR 122</w:t>
+      </w:r>
+      <w:r>
+        <w:noBreakHyphen/>
+      </w:r>
+      <w:r>
+        <w:t xml:space="preserve">123).</w:t>
       </w:r>
     </w:p>
     <w:p>
@@ -1172,7 +4183,13 @@
         <w:pStyle w:val="BodyText"/>
       </w:pPr>
       <w:r>
-        <w:t xml:space="preserve">Hines explained that, shortly after the shooting, he conducted a gunshot residue kit on Appellant’s hands. (3 RR 125-127).</w:t>
+        <w:t xml:space="preserve">Hines explained that, shortly after the shooting, he conducted a gunshot residue kit on Appellant’s hands. (3 RR 125</w:t>
+      </w:r>
+      <w:r>
+        <w:noBreakHyphen/>
+      </w:r>
+      <w:r>
+        <w:t xml:space="preserve">127).</w:t>
       </w:r>
     </w:p>
     <w:p>
@@ -1180,7 +4197,33 @@
         <w:pStyle w:val="BodyText"/>
       </w:pPr>
       <w:r>
-        <w:t xml:space="preserve">Later, as part of his investigation into Guardado’s death, Hines spoke with Appellant’s girlfriend, Sylvia on May 28, 2014. (3 RR 123). Sylvia told Hines that, prior to the shooting, Appellant asked her for a gun out of their car. (3 RR 124). When Appellant asked Sylvia for the gun, she asked him where it was, and he told her it was under the driver’s floor mat. (3 RR 124-125). Sylvia described finding a “little bitty” gun under the floor mat and handing it to Appellant. (3 RR 125, 133).</w:t>
+        <w:t xml:space="preserve">Later, as part of his investigation into Guardado’s death, Hines spoke with Appellant’s girlfriend, Sylvia on May 28, 2014. (3 RR 123). Sylvia told Hines that, prior to the shooting, Appellant asked her for a gun out of their car. (3 RR 124). When Appellant asked Sylvia for the gun, she asked him where it was, and he told her it was under the driver’s floor mat. (3 RR 124</w:t>
+      </w:r>
+      <w:r>
+        <w:noBreakHyphen/>
+      </w:r>
+      <w:r>
+        <w:t xml:space="preserve">125). Sylvia described finding a “little bitty” gun under the floor mat and handing it to Appellant. (3 RR 125, 133).</w:t>
+      </w:r>
+    </w:p>
+    <w:p>
+      <w:pPr>
+        <w:pStyle w:val="BodyTextNote"/>
+      </w:pPr>
+      <w:r>
+        <w:t xml:space="preserve">Detective Candido Amaya testified that he was a detective with the Bryan Police Department. (3 RR 136). Amaya assisted in the shooting investigation that occurred at Guardado’s home on May 24, 2014. (3 RR 136). Amaya went to 1312 Groesbeck and contacted “Guicho.” (3 RR 137). Guicho was still present at the scene, and he cooperated with Amaya.</w:t>
+      </w:r>
+      <w:r>
+        <w:rPr>
+          <w:rStyle w:val="FootnoteReference"/>
+        </w:rPr>
+        <w:footnoteReference w:id="10"/>
+      </w:r>
+      <w:r>
+        <w:t xml:space="preserve"> </w:t>
+      </w:r>
+      <w:r>
+        <w:t xml:space="preserve">(3 RR 137).</w:t>
       </w:r>
     </w:p>
     <w:p>
@@ -1188,19 +4231,13 @@
         <w:pStyle w:val="BodyText"/>
       </w:pPr>
       <w:r>
-        <w:t xml:space="preserve">Detective Candido Amaya testified that he was a detective with the Bryan Police Department. (3 RR 136). Amaya assisted in the shooting investigation that occurred at Guardado’s home on May 24, 2014. (3 RR 136). Amaya went to 1312 Groesbeck and contacted “Guicho.” (3 RR 137). Guicho was still present at the scene, and he cooperated with Amaya.</w:t>
-      </w:r>
-      <w:r>
-        <w:rPr>
-          <w:rStyle w:val="FootnoteReference"/>
-        </w:rPr>
-        <w:footnoteReference w:id="121"/>
-      </w:r>
-      <w:r>
-        <w:t xml:space="preserve"> </w:t>
-      </w:r>
-      <w:r>
-        <w:t xml:space="preserve">(3 RR 137).</w:t>
+        <w:t xml:space="preserve">Maria Nava testified that in 2014 she lived at 1314 Groesbeck in Brazos County, Texas. (3 RR 140). Through Nava, the State admitted State’s Exhibits 15 through 27, photographs of Nava’s house, and of the house next door at 1312 Groesbeck. (3 RR 141); (6 RR 18</w:t>
+      </w:r>
+      <w:r>
+        <w:noBreakHyphen/>
+      </w:r>
+      <w:r>
+        <w:t xml:space="preserve">30).</w:t>
       </w:r>
     </w:p>
     <w:p>
@@ -1208,7 +4245,13 @@
         <w:pStyle w:val="BodyText"/>
       </w:pPr>
       <w:r>
-        <w:t xml:space="preserve">Maria Nava testified that in 2014 she lived at 1314 Groesbeck in Brazos County, Texas. (3 RR 140). Through Nava, the State admitted State’s Exhibits 15 through 27, photographs of Nava’s house, and of the house next door at 1312 Groesbeck. (3 RR 141); (6 RR 18-30).</w:t>
+        <w:t xml:space="preserve">Nava testified that on the evening of May 24, 2014, she was sitting outside her home, along with her husband, aunt, and brother-in-law. (3 RR 142</w:t>
+      </w:r>
+      <w:r>
+        <w:noBreakHyphen/>
+      </w:r>
+      <w:r>
+        <w:t xml:space="preserve">143).</w:t>
       </w:r>
     </w:p>
     <w:p>
@@ -1216,7 +4259,13 @@
         <w:pStyle w:val="BodyText"/>
       </w:pPr>
       <w:r>
-        <w:t xml:space="preserve">Nava testified that on the evening of May 24, 2014, she was sitting outside her home, along with her husband, aunt, and brother-in-law. (3 RR 142-143).</w:t>
+        <w:t xml:space="preserve">Nava saw a group of people in the yard of the house next door, 1312 Groesbeck. (3 RR 146). Nava heard an argument among that group and then saw several people leave the house at 1312. Three other people, all men, remained at 1312 Groesbeck and went upstairs. (3 RR 146</w:t>
+      </w:r>
+      <w:r>
+        <w:noBreakHyphen/>
+      </w:r>
+      <w:r>
+        <w:t xml:space="preserve">147). Nava stated that after the three men went upstairs, no one else arrived or left the house until she heard a gunshot about ten minutes later. (3 RR 147).</w:t>
       </w:r>
     </w:p>
     <w:p>
@@ -1224,7 +4273,21 @@
         <w:pStyle w:val="BodyText"/>
       </w:pPr>
       <w:r>
-        <w:t xml:space="preserve">Nava saw a group of people in the yard of the house next door, 1312 Groesbeck. (3 RR 146). Nava heard an argument among that group and then saw several people leave the house at 1312. Three other people, all men, remained at 1312 Groesbeck and went upstairs. (3 RR 146-147). Nava stated that after the three men went upstairs, no one else arrived or left the house until she heard a gunshot about ten minutes later. (3 RR 147).</w:t>
+        <w:t xml:space="preserve">Following the gunshot, Nava saw one of the men come down the stairs of 1312 Groesbeck. (3 RR 148</w:t>
+      </w:r>
+      <w:r>
+        <w:noBreakHyphen/>
+      </w:r>
+      <w:r>
+        <w:t xml:space="preserve">149). The man then walked down the driveway and made a right in front of Nava’s house towards Palasota Drive, shown in State’s Exhibit 6. (3 RR 149); (6 RR 13). The man never spoke to, or acknowledged, anyone at Nava’s home, even though everyone was outside. (3 RR 149).</w:t>
+      </w:r>
+    </w:p>
+    <w:p>
+      <w:pPr>
+        <w:pStyle w:val="Head1"/>
+      </w:pPr>
+      <w:r>
+        <w:t xml:space="preserve">Prayer</w:t>
       </w:r>
     </w:p>
     <w:p>
@@ -1232,30 +4295,12 @@
         <w:pStyle w:val="BodyText"/>
       </w:pPr>
       <w:r>
-        <w:t xml:space="preserve">Following the gunshot, Nava saw one of the men come down the stairs of 1312 Groesbeck. (3 RR 148-149). The man then walked down the driveway and made a right in front of Nava’s house towards Palasota Drive, shown in State’s Exhibit 6. (3 RR 149); (6 RR 13). The man never spoke to, or acknowledged, anyone at Nava’s home, even though everyone was outside. (3 RR 149).</w:t>
-      </w:r>
-    </w:p>
-    <w:p>
-      <w:pPr>
-        <w:pStyle w:val="Heading1"/>
-      </w:pPr>
-      <w:bookmarkStart w:id="122" w:name="_prayer"/>
-      <w:r>
-        <w:t xml:space="preserve">Prayer</w:t>
-      </w:r>
-      <w:bookmarkEnd w:id="122"/>
-    </w:p>
-    <w:p>
-      <w:pPr>
-        <w:pStyle w:val="FirstParagraph"/>
-      </w:pPr>
-      <w:r>
         <w:t xml:space="preserve">Wherefore, premises considered, the State of Texas respectfully prays that the judgment of the Trial Court be in all things affirmed.</w:t>
       </w:r>
     </w:p>
     <w:p>
       <w:pPr>
-        <w:pStyle w:val="Single"/>
+        <w:pStyle w:val="SingleBlockKeep"/>
       </w:pPr>
       <w:r>
         <w:t xml:space="preserve">Respectfully submitted,</w:t>
@@ -1281,10 +4326,10 @@
     </w:p>
     <w:p>
       <w:pPr>
-        <w:pStyle w:val="Single"/>
-      </w:pPr>
-      <w:r>
-        <w:t xml:space="preserve">/s/ Ryan Calvert</w:t>
+        <w:pStyle w:val="SingleBlock"/>
+      </w:pPr>
+      <w:r>
+        <w:t xml:space="preserve">/​s/ Ryan Calvert</w:t>
       </w:r>
       <w:r>
         <w:br/>
@@ -1307,17 +4352,15 @@
     </w:p>
     <w:p>
       <w:pPr>
-        <w:pStyle w:val="Heading1"/>
-      </w:pPr>
-      <w:bookmarkStart w:id="123" w:name="_c121467334a269ca5206a0aa35bd1350b90187b"/>
+        <w:pStyle w:val="Head1"/>
+      </w:pPr>
       <w:r>
         <w:t xml:space="preserve">Certificate of Service</w:t>
       </w:r>
-      <w:bookmarkEnd w:id="123"/>
-    </w:p>
-    <w:p>
-      <w:pPr>
-        <w:pStyle w:val="FirstParagraph"/>
+    </w:p>
+    <w:p>
+      <w:pPr>
+        <w:pStyle w:val="BodyText"/>
       </w:pPr>
       <w:r>
         <w:t xml:space="preserve">I do hereby certify that a true and correct copy of the above and foregoing State’s Brief was emailed to Lane Thibodeaux, Attorney for Appellant, at lanet1@msn.com on this the 24th day of October, 2022.</w:t>
@@ -1325,10 +4368,10 @@
     </w:p>
     <w:p>
       <w:pPr>
-        <w:pStyle w:val="Single"/>
-      </w:pPr>
-      <w:r>
-        <w:t xml:space="preserve">/s/ Ryan Calvert</w:t>
+        <w:pStyle w:val="SingleBlock"/>
+      </w:pPr>
+      <w:r>
+        <w:t xml:space="preserve">/​s/ Ryan Calvert</w:t>
       </w:r>
       <w:r>
         <w:br/>
@@ -1345,17 +4388,15 @@
     </w:p>
     <w:p>
       <w:pPr>
-        <w:pStyle w:val="Heading1"/>
-      </w:pPr>
-      <w:bookmarkStart w:id="124" w:name="_3881c381244c77ae9222332f7c8a8f0c8473df3"/>
+        <w:pStyle w:val="Head1"/>
+      </w:pPr>
       <w:r>
         <w:t xml:space="preserve">Certificate of Compliance with Tex. R. App. P. 9.4</w:t>
       </w:r>
-      <w:bookmarkEnd w:id="124"/>
-    </w:p>
-    <w:p>
-      <w:pPr>
-        <w:pStyle w:val="FirstParagraph"/>
+    </w:p>
+    <w:p>
+      <w:pPr>
+        <w:pStyle w:val="BodyText"/>
       </w:pPr>
       <w:r>
         <w:t xml:space="preserve">I do hereby certify that the foregoing document has a word count of 11,214 based on the word count program in Word 2013.</w:t>
@@ -1363,10 +4404,10 @@
     </w:p>
     <w:p>
       <w:pPr>
-        <w:pStyle w:val="Single"/>
-      </w:pPr>
-      <w:r>
-        <w:t xml:space="preserve">/s/ Ryan Calvert</w:t>
+        <w:pStyle w:val="SingleBlock"/>
+      </w:pPr>
+      <w:r>
+        <w:t xml:space="preserve">/​s/ Ryan Calvert</w:t>
       </w:r>
       <w:r>
         <w:br/>
@@ -1382,10 +4423,10 @@
       </w:r>
     </w:p>
     <w:sectPr>
-      <w:footerReference w:type="default" r:id="rId100"/>
+      <w:footerReference w:type="default" r:id="rIdArabicFtr"/>
       <w:pgSz w:w="12240" w:h="15840"/>
-      <w:pgMar w:top="1440" w:right="1440" w:bottom="1440" w:left="1440" w:header="720" w:footer="720" w:gutter="0"/>
-      <w:pgNumType w:start="1"/>
+      <w:pgMar w:top="1440" w:right="1440" w:bottom="1440" w:left="1440" w:header="720" w:footer="686" w:gutter="0"/>
+      <w:pgNumType w:fmt="decimal" w:start="1"/>
     </w:sectPr>
   </w:body>
 </w:document>
@@ -1399,33 +4440,6 @@
 <w:ftr xmlns:w="http://schemas.openxmlformats.org/wordprocessingml/2006/main" xmlns:r="http://schemas.openxmlformats.org/officeDocument/2006/relationships">
   <w:p>
     <w:pPr>
-      <w:pStyle w:val="Footer"/>
-      <w:jc w:val="center"/>
-    </w:pPr>
-    <w:r>
-      <w:fldChar w:fldCharType="begin"/>
-    </w:r>
-    <w:r>
-      <w:instrText xml:space="preserve"> PAGE </w:instrText>
-    </w:r>
-    <w:r>
-      <w:fldChar w:fldCharType="separate"/>
-    </w:r>
-    <w:r>
-      <w:t>1</w:t>
-    </w:r>
-    <w:r>
-      <w:fldChar w:fldCharType="end"/>
-    </w:r>
-  </w:p>
-</w:ftr>
-</file>
-
-<file path=word/footer2.xml><?xml version="1.0" encoding="utf-8"?>
-<w:ftr xmlns:w="http://schemas.openxmlformats.org/wordprocessingml/2006/main" xmlns:r="http://schemas.openxmlformats.org/officeDocument/2006/relationships">
-  <w:p>
-    <w:pPr>
-      <w:pStyle w:val="Footer"/>
       <w:jc w:val="center"/>
     </w:pPr>
     <w:r>
@@ -1463,7 +4477,7 @@
       </w:r>
     </w:p>
   </w:footnote>
-  <w:footnote w:id="117">
+  <w:footnote w:id="9">
     <w:p>
       <w:pPr>
         <w:pStyle w:val="FootnoteText"/>
@@ -1482,7 +4496,7 @@
       </w:r>
     </w:p>
   </w:footnote>
-  <w:footnote w:id="121">
+  <w:footnote w:id="10">
     <w:p>
       <w:pPr>
         <w:pStyle w:val="FootnoteText"/>
@@ -1502,6 +4516,126 @@
     </w:p>
   </w:footnote>
 </w:footnotes>
+</file>
+
+<file path=word/ftr-add.xml><?xml version="1.0" encoding="utf-8"?>
+<w:ftr xmlns:w="http://schemas.openxmlformats.org/wordprocessingml/2006/main" xmlns:r="http://schemas.openxmlformats.org/officeDocument/2006/relationships">
+  <w:p>
+    <w:pPr>
+      <w:spacing w:before="0" w:after="0"/>
+      <w:jc w:val="center"/>
+    </w:pPr>
+    <w:r>
+      <w:t>Add-</w:t>
+    </w:r>
+    <w:r>
+      <w:fldChar w:fldCharType="begin"/>
+    </w:r>
+    <w:r>
+      <w:instrText xml:space="preserve"> PAGE </w:instrText>
+    </w:r>
+    <w:r>
+      <w:fldChar w:fldCharType="separate"/>
+    </w:r>
+    <w:r>
+      <w:t>1</w:t>
+    </w:r>
+    <w:r>
+      <w:fldChar w:fldCharType="end"/>
+    </w:r>
+  </w:p>
+</w:ftr>
+</file>
+
+<file path=word/ftr-none.xml><?xml version="1.0" encoding="utf-8"?>
+<w:ftr xmlns:w="http://schemas.openxmlformats.org/wordprocessingml/2006/main" xmlns:r="http://schemas.openxmlformats.org/officeDocument/2006/relationships">
+  <w:p>
+    <w:pPr>
+      <w:spacing w:before="0" w:after="0"/>
+      <w:jc w:val="center"/>
+    </w:pPr>
+  </w:p>
+</w:ftr>
+</file>
+
+<file path=word/ftr-own1.xml><?xml version="1.0" encoding="utf-8"?>
+<w:ftr xmlns:w="http://schemas.openxmlformats.org/wordprocessingml/2006/main" xmlns:r="http://schemas.openxmlformats.org/officeDocument/2006/relationships">
+  <w:p>
+    <w:pPr>
+      <w:spacing w:before="0" w:after="0" w:line="322" w:lineRule="exact"/>
+      <w:ind w:firstLine="0"/>
+      <w:jc w:val="center"/>
+    </w:pPr>
+    <w:r>
+      <w:fldChar w:fldCharType="begin"/>
+    </w:r>
+    <w:r>
+      <w:instrText xml:space="preserve"> PAGE </w:instrText>
+    </w:r>
+    <w:r>
+      <w:fldChar w:fldCharType="separate"/>
+    </w:r>
+    <w:r>
+      <w:t>1</w:t>
+    </w:r>
+    <w:r>
+      <w:fldChar w:fldCharType="end"/>
+    </w:r>
+  </w:p>
+</w:ftr>
+</file>
+
+<file path=word/ftr-own2.xml><?xml version="1.0" encoding="utf-8"?>
+<w:ftr xmlns:w="http://schemas.openxmlformats.org/wordprocessingml/2006/main" xmlns:r="http://schemas.openxmlformats.org/officeDocument/2006/relationships">
+  <w:p>
+    <w:pPr>
+      <w:spacing w:before="0" w:after="0" w:line="322" w:lineRule="exact"/>
+      <w:ind w:firstLine="0"/>
+      <w:jc w:val="center"/>
+    </w:pPr>
+    <w:r>
+      <w:fldChar w:fldCharType="begin"/>
+    </w:r>
+    <w:r>
+      <w:instrText xml:space="preserve"> PAGE </w:instrText>
+    </w:r>
+    <w:r>
+      <w:fldChar w:fldCharType="separate"/>
+    </w:r>
+    <w:r>
+      <w:t>1</w:t>
+    </w:r>
+    <w:r>
+      <w:fldChar w:fldCharType="end"/>
+    </w:r>
+  </w:p>
+</w:ftr>
+</file>
+
+<file path=word/ftr-page.xml><?xml version="1.0" encoding="utf-8"?>
+<w:ftr xmlns:w="http://schemas.openxmlformats.org/wordprocessingml/2006/main" xmlns:r="http://schemas.openxmlformats.org/officeDocument/2006/relationships">
+  <w:p>
+    <w:pPr>
+      <w:spacing w:before="0" w:after="0"/>
+      <w:jc w:val="center"/>
+    </w:pPr>
+    <w:r>
+      <w:fldChar w:fldCharType="begin"/>
+    </w:r>
+    <w:r>
+      <w:instrText xml:space="preserve"> PAGE </w:instrText>
+    </w:r>
+    <w:r>
+      <w:fldChar w:fldCharType="separate"/>
+    </w:r>
+    <w:r>
+      <w:t>1</w:t>
+    </w:r>
+    <w:r>
+      <w:fldChar w:fldCharType="end"/>
+    </w:r>
+  </w:p>
+</w:ftr>
 </file>
 
 <file path=word/numbering.xml><?xml version="1.0" encoding="utf-8"?>
@@ -1593,7 +4727,7 @@
   <w:docDefaults>
     <w:rPrDefault>
       <w:rPr>
-        <w:rFonts w:ascii="EB Garamond" w:hAnsi="EB Garamond" w:eastAsia="EB Garamond" w:cs="EB Garamond"/>
+        <w:rFonts w:ascii="Times New Roman" w:hAnsi="Times New Roman" w:eastAsia="Times New Roman" w:cs="Times New Roman"/>
         <w:sz w:val="28"/>
         <w:szCs w:val="28"/>
         <w:lang w:val="en-US" w:eastAsia="zh-CN" w:bidi="ar-SA"/>
@@ -1601,7 +4735,8 @@
     </w:rPrDefault>
     <w:pPrDefault>
       <w:pPr>
-        <w:spacing w:after="0" w:line="240" w:lineRule="auto"/>
+        <w:widowControl/>
+        <w:spacing w:after="0"/>
       </w:pPr>
     </w:pPrDefault>
   </w:docDefaults>
@@ -1613,33 +4748,25 @@
   <w:style w:type="paragraph" w:styleId="BodyText">
     <w:name w:val="Body Text"/>
     <w:basedOn w:val="Normal"/>
+    <w:link w:val="BodyTextChar"/>
     <w:qFormat/>
     <w:pPr>
       <w:spacing w:before="0" w:after="0" w:line="644" w:lineRule="exact"/>
       <w:ind w:firstLine="720"/>
-      <w:jc w:val="left"/>
     </w:pPr>
-    <w:rPr>
-      <w:sz w:val="28"/>
-      <w:szCs w:val="28"/>
-    </w:rPr>
   </w:style>
   <w:style w:type="paragraph" w:customStyle="1" w:styleId="FirstParagraph">
     <w:name w:val="First Paragraph"/>
     <w:basedOn w:val="BodyText"/>
     <w:next w:val="BodyText"/>
     <w:qFormat/>
-    <w:pPr>
-      <w:ind w:firstLine="0"/>
-    </w:pPr>
   </w:style>
   <w:style w:type="paragraph" w:customStyle="1" w:styleId="Compact">
     <w:name w:val="Compact"/>
     <w:basedOn w:val="BodyText"/>
     <w:qFormat/>
     <w:pPr>
-      <w:spacing w:before="0" w:after="0" w:line="644" w:lineRule="exact"/>
-      <w:ind w:firstLine="0"/>
+      <w:spacing w:before="36" w:after="36"/>
     </w:pPr>
   </w:style>
   <w:style w:type="paragraph" w:styleId="Title">
@@ -1779,18 +4906,20 @@
     <w:name w:val="heading 1"/>
     <w:basedOn w:val="Normal"/>
     <w:next w:val="BodyText"/>
+    <w:link w:val="Heading1Char"/>
     <w:uiPriority w:val="9"/>
     <w:qFormat/>
+    <w:rsid w:val="00A10FD9"/>
     <w:pPr>
       <w:keepNext/>
       <w:keepLines/>
-      <w:spacing w:before="308" w:after="224" w:line="240" w:lineRule="auto"/>
+      <w:spacing w:before="644" w:after="322" w:line="322" w:lineRule="exact"/>
       <w:ind w:firstLine="0"/>
       <w:jc w:val="center"/>
       <w:outlineLvl w:val="0"/>
     </w:pPr>
     <w:rPr>
-      <w:rFonts w:ascii="EB Garamond" w:hAnsi="EB Garamond" w:eastAsia="EB Garamond" w:cs="EB Garamond"/>
+      <w:rFonts w:ascii="Times New Roman" w:hAnsi="Times New Roman" w:eastAsia="Times New Roman" w:cs="Times New Roman"/>
       <w:b/>
       <w:bCs/>
       <w:caps/>
@@ -1803,19 +4932,21 @@
     <w:name w:val="heading 2"/>
     <w:basedOn w:val="Normal"/>
     <w:next w:val="BodyText"/>
+    <w:link w:val="Heading2Char"/>
     <w:uiPriority w:val="9"/>
+    <w:semiHidden/>
     <w:unhideWhenUsed/>
     <w:qFormat/>
+    <w:rsid w:val="00A10FD9"/>
     <w:pPr>
       <w:keepNext/>
       <w:keepLines/>
-      <w:spacing w:before="224" w:after="196" w:line="240" w:lineRule="auto"/>
+      <w:spacing w:before="644" w:after="322" w:line="322" w:lineRule="exact"/>
       <w:ind w:firstLine="0"/>
-      <w:jc w:val="left"/>
       <w:outlineLvl w:val="1"/>
     </w:pPr>
     <w:rPr>
-      <w:rFonts w:ascii="EB Garamond" w:hAnsi="EB Garamond" w:eastAsia="EB Garamond" w:cs="EB Garamond"/>
+      <w:rFonts w:ascii="Times New Roman" w:hAnsi="Times New Roman" w:eastAsia="Times New Roman" w:cs="Times New Roman"/>
       <w:b/>
       <w:bCs/>
       <w:color w:val="000000"/>
@@ -1827,21 +4958,23 @@
     <w:name w:val="heading 3"/>
     <w:basedOn w:val="Normal"/>
     <w:next w:val="BodyText"/>
+    <w:link w:val="Heading3Char"/>
     <w:uiPriority w:val="9"/>
+    <w:semiHidden/>
     <w:unhideWhenUsed/>
     <w:qFormat/>
+    <w:rsid w:val="00A10FD9"/>
     <w:pPr>
       <w:keepNext/>
       <w:keepLines/>
-      <w:spacing w:before="168" w:after="98" w:line="240" w:lineRule="auto"/>
+      <w:spacing w:before="644" w:after="322" w:line="322" w:lineRule="exact"/>
       <w:ind w:firstLine="0"/>
-      <w:jc w:val="left"/>
       <w:outlineLvl w:val="2"/>
     </w:pPr>
     <w:rPr>
-      <w:rFonts w:ascii="EB Garamond" w:hAnsi="EB Garamond" w:eastAsia="EB Garamond" w:cs="EB Garamond"/>
-      <w:i/>
-      <w:iCs/>
+      <w:rFonts w:ascii="Times New Roman" w:hAnsi="Times New Roman" w:eastAsia="Times New Roman" w:cs="Times New Roman"/>
+      <w:b/>
+      <w:bCs/>
       <w:color w:val="000000"/>
       <w:sz w:val="28"/>
       <w:szCs w:val="28"/>
@@ -1860,14 +4993,18 @@
     <w:pPr>
       <w:keepNext/>
       <w:keepLines/>
-      <w:spacing w:before="80" w:after="40"/>
+      <w:spacing w:before="644" w:after="322" w:line="322" w:lineRule="exact"/>
+      <w:ind w:firstLine="0"/>
       <w:outlineLvl w:val="3"/>
     </w:pPr>
     <w:rPr>
-      <w:rFonts w:eastAsiaTheme="majorEastAsia" w:cstheme="majorBidi"/>
+      <w:rFonts w:ascii="Times New Roman" w:hAnsi="Times New Roman" w:eastAsia="Times New Roman" w:cs="Times New Roman"/>
+      <w:b/>
+      <w:bCs/>
       <w:i/>
-      <w:iCs/>
-      <w:color w:val="0F4761" w:themeColor="accent1" w:themeShade="BF"/>
+      <w:color w:val="000000"/>
+      <w:sz w:val="28"/>
+      <w:szCs w:val="28"/>
     </w:rPr>
   </w:style>
   <w:style w:type="paragraph" w:styleId="Heading5">
@@ -1883,12 +5020,18 @@
     <w:pPr>
       <w:keepNext/>
       <w:keepLines/>
-      <w:spacing w:before="80" w:after="40"/>
+      <w:spacing w:before="644" w:after="322" w:line="322" w:lineRule="exact"/>
+      <w:ind w:firstLine="0"/>
       <w:outlineLvl w:val="4"/>
     </w:pPr>
     <w:rPr>
-      <w:rFonts w:eastAsiaTheme="majorEastAsia" w:cstheme="majorBidi"/>
-      <w:color w:val="0F4761" w:themeColor="accent1" w:themeShade="BF"/>
+      <w:rFonts w:ascii="Times New Roman" w:hAnsi="Times New Roman" w:eastAsia="Times New Roman" w:cs="Times New Roman"/>
+      <w:b/>
+      <w:bCs/>
+      <w:i/>
+      <w:color w:val="000000"/>
+      <w:sz w:val="28"/>
+      <w:szCs w:val="28"/>
     </w:rPr>
   </w:style>
   <w:style w:type="paragraph" w:styleId="Heading6">
@@ -2098,6 +5241,15 @@
       <w:color w:val="272727" w:themeColor="text1" w:themeTint="D8"/>
     </w:rPr>
   </w:style>
+  <w:style w:type="paragraph" w:customStyle="1" w:styleId="ListItem">
+    <w:name w:val="List Item"/>
+    <w:basedOn w:val="BodyText"/>
+    <w:qFormat/>
+    <w:pPr>
+      <w:spacing w:before="0" w:after="0" w:line="644" w:lineRule="exact"/>
+      <w:ind w:left="720" w:hanging="720"/>
+    </w:pPr>
+  </w:style>
   <w:style w:type="paragraph" w:styleId="BlockText">
     <w:name w:val="Block Text"/>
     <w:basedOn w:val="BodyText"/>
@@ -2106,18 +5258,20 @@
     <w:unhideWhenUsed/>
     <w:qFormat/>
     <w:pPr>
-      <w:spacing w:before="100" w:after="100"/>
-      <w:ind w:firstLine="0" w:left="480" w:right="480"/>
+      <w:spacing w:before="322" w:after="322" w:line="322" w:lineRule="exact"/>
+      <w:ind w:firstLine="0" w:left="720" w:right="720"/>
     </w:pPr>
   </w:style>
   <w:style w:type="paragraph" w:styleId="FootnoteText">
-    <w:name w:val="footnote text"/>
+    <w:name w:val="Footnote Text"/>
     <w:basedOn w:val="Normal"/>
-    <w:uiPriority w:val="99"/>
+    <w:next w:val="FootnoteText"/>
+    <w:uiPriority w:val="9"/>
     <w:unhideWhenUsed/>
+    <w:qFormat/>
     <w:pPr>
-      <w:spacing w:before="0" w:after="0" w:line="240" w:lineRule="auto"/>
-      <w:ind w:firstLine="0"/>
+      <w:keepLines/>
+      <w:spacing w:before="0" w:after="140" w:line="276" w:lineRule="exact"/>
     </w:pPr>
     <w:rPr>
       <w:sz w:val="24"/>
@@ -2132,8 +5286,8 @@
     <w:unhideWhenUsed/>
     <w:qFormat/>
     <w:pPr>
-      <w:spacing w:before="100" w:after="100"/>
-      <w:ind w:firstLine="0" w:left="480" w:right="480"/>
+      <w:spacing w:before="322" w:after="322"/>
+      <w:ind w:firstLine="0" w:left="720" w:right="720"/>
     </w:pPr>
   </w:style>
   <w:style w:type="character" w:default="1" w:styleId="DefaultParagraphFont">
@@ -2241,7 +5395,7 @@
     <w:name w:val="Hyperlink"/>
     <w:basedOn w:val="BodyTextChar"/>
     <w:rPr>
-      <w:color w:val="4F81BD" w:themeColor="accent1"/>
+      <w:color w:val="000000"/>
     </w:rPr>
   </w:style>
   <w:style w:type="paragraph" w:styleId="TOCHeading">
@@ -2262,52 +5416,103 @@
       <w:color w:val="365F91" w:themeColor="accent1" w:themeShade="BF"/>
     </w:rPr>
   </w:style>
-  <w:style w:type="paragraph" w:customStyle="1" w:styleId="Centered">
-    <w:name w:val="Centered"/>
+  <w:style w:type="paragraph" w:customStyle="1" w:styleId="Head1">
+    <w:name w:val="Head 1"/>
     <w:basedOn w:val="Normal"/>
+    <w:next w:val="BodyText"/>
     <w:qFormat/>
     <w:pPr>
-      <w:spacing w:before="0" w:after="0" w:line="240" w:lineRule="auto"/>
+      <w:keepNext/>
+      <w:keepLines/>
+      <w:spacing w:before="644" w:after="322" w:line="322" w:lineRule="exact"/>
       <w:ind w:firstLine="0"/>
       <w:jc w:val="center"/>
+      <w:outlineLvl w:val="0"/>
     </w:pPr>
-  </w:style>
-  <w:style w:type="paragraph" w:customStyle="1" w:styleId="Single">
-    <w:name w:val="Single"/>
+    <w:rPr>
+      <w:b/>
+      <w:bCs/>
+      <w:caps/>
+    </w:rPr>
+  </w:style>
+  <w:style w:type="paragraph" w:customStyle="1" w:styleId="Head1Top">
+    <w:name w:val="Head 1 Top"/>
+    <w:basedOn w:val="Head1"/>
+    <w:next w:val="BodyText"/>
+    <w:qFormat/>
+    <w:pPr>
+      <w:spacing w:before="0" w:after="322" w:line="322" w:lineRule="exact"/>
+    </w:pPr>
+  </w:style>
+  <w:style w:type="paragraph" w:customStyle="1" w:styleId="Head1Break">
+    <w:name w:val="Head 1 Break"/>
+    <w:basedOn w:val="Head1Top"/>
+    <w:next w:val="BodyText"/>
+    <w:qFormat/>
+    <w:pPr>
+      <w:pageBreakBefore/>
+    </w:pPr>
+  </w:style>
+  <w:style w:type="paragraph" w:customStyle="1" w:styleId="Head2">
+    <w:name w:val="Head 2"/>
+    <w:basedOn w:val="Normal"/>
+    <w:next w:val="BodyText"/>
+    <w:qFormat/>
+    <w:pPr>
+      <w:keepNext/>
+      <w:keepLines/>
+      <w:spacing w:before="322" w:after="322" w:line="322" w:lineRule="exact"/>
+      <w:ind w:firstLine="0"/>
+      <w:jc w:val="left"/>
+      <w:outlineLvl w:val="1"/>
+    </w:pPr>
+    <w:rPr>
+      <w:b/>
+      <w:bCs/>
+    </w:rPr>
+  </w:style>
+  <w:style w:type="paragraph" w:customStyle="1" w:styleId="Head3">
+    <w:name w:val="Head 3"/>
+    <w:basedOn w:val="Head2"/>
+    <w:next w:val="BodyText"/>
+    <w:qFormat/>
+    <w:pPr>
+      <w:outlineLvl w:val="2"/>
+    </w:pPr>
+    <w:rPr>
+      <w:b w:val="0"/>
+      <w:bCs w:val="0"/>
+      <w:i/>
+      <w:iCs/>
+    </w:rPr>
+  </w:style>
+  <w:style w:type="paragraph" w:customStyle="1" w:styleId="SingleBlock">
+    <w:name w:val="Single Block"/>
     <w:basedOn w:val="Normal"/>
     <w:qFormat/>
     <w:pPr>
       <w:keepLines/>
-      <w:spacing w:before="0" w:after="154" w:line="240" w:lineRule="auto"/>
+      <w:spacing w:before="322" w:after="322" w:line="322" w:lineRule="exact"/>
       <w:ind w:firstLine="0"/>
       <w:jc w:val="left"/>
     </w:pPr>
   </w:style>
-  <w:style w:type="paragraph" w:styleId="Footer">
-    <w:name w:val="footer"/>
-    <w:basedOn w:val="Normal"/>
-    <w:uiPriority w:val="99"/>
-    <w:unhideWhenUsed/>
+  <w:style w:type="paragraph" w:customStyle="1" w:styleId="SingleBlockKeep">
+    <w:name w:val="Single Block Keep"/>
+    <w:basedOn w:val="SingleBlock"/>
+    <w:qFormat/>
     <w:pPr>
-      <w:spacing w:before="0" w:after="0" w:line="240" w:lineRule="auto"/>
-      <w:ind w:firstLine="0"/>
-      <w:jc w:val="center"/>
+      <w:keepNext/>
+      <w:keepLines/>
     </w:pPr>
-    <w:rPr>
-      <w:sz w:val="28"/>
-      <w:szCs w:val="28"/>
-    </w:rPr>
-  </w:style>
-  <w:style w:type="paragraph" w:customStyle="1" w:styleId="CoverTitle">
-    <w:name w:val="Cover Title"/>
-    <w:basedOn w:val="Centered"/>
+  </w:style>
+  <w:style w:type="paragraph" w:customStyle="1" w:styleId="BodyTextNote">
+    <w:name w:val="Body Text Note"/>
+    <w:basedOn w:val="BodyText"/>
     <w:qFormat/>
-    <w:rPr>
-      <w:b/>
-      <w:bCs/>
-      <w:sz w:val="32"/>
-      <w:szCs w:val="32"/>
-    </w:rPr>
+    <w:pPr>
+      <w:widowControl w:val="0"/>
+    </w:pPr>
   </w:style>
   <w:style w:type="paragraph" w:customStyle="1" w:styleId="SourceCode">
     <w:name w:val="Source Code"/>
